--- a/studies/equality_index/Variaveis_calculo_RD.docx
+++ b/studies/equality_index/Variaveis_calculo_RD.docx
@@ -1,6 +1,6 @@
 
 <file path=word/document.xml><?xml version="1.0" encoding="utf-8"?>
-<w:document xmlns:wpc="http://schemas.microsoft.com/office/word/2010/wordprocessingCanvas" xmlns:cx="http://schemas.microsoft.com/office/drawing/2014/chartex" xmlns:cx1="http://schemas.microsoft.com/office/drawing/2015/9/8/chartex" xmlns:cx2="http://schemas.microsoft.com/office/drawing/2015/10/21/chartex" xmlns:cx3="http://schemas.microsoft.com/office/drawing/2016/5/9/chartex" xmlns:cx4="http://schemas.microsoft.com/office/drawing/2016/5/10/chartex" xmlns:cx5="http://schemas.microsoft.com/office/drawing/2016/5/11/chartex" xmlns:cx6="http://schemas.microsoft.com/office/drawing/2016/5/12/chartex" xmlns:cx7="http://schemas.microsoft.com/office/drawing/2016/5/13/chartex" xmlns:cx8="http://schemas.microsoft.com/office/drawing/2016/5/14/chartex" xmlns:mc="http://schemas.openxmlformats.org/markup-compatibility/2006" xmlns:aink="http://schemas.microsoft.com/office/drawing/2016/ink" xmlns:am3d="http://schemas.microsoft.com/office/drawing/2017/model3d" xmlns:o="urn:schemas-microsoft-com:office:office" xmlns:oel="http://schemas.microsoft.com/office/2019/extlst" xmlns:r="http://schemas.openxmlformats.org/officeDocument/2006/relationships" xmlns:m="http://schemas.openxmlformats.org/officeDocument/2006/math" xmlns:v="urn:schemas-microsoft-com:vml" xmlns:wp14="http://schemas.microsoft.com/office/word/2010/wordprocessingDrawing" xmlns:wp="http://schemas.openxmlformats.org/drawingml/2006/wordprocessingDrawing" xmlns:w10="urn:schemas-microsoft-com:office:word" xmlns:w="http://schemas.openxmlformats.org/wordprocessingml/2006/main" xmlns:w14="http://schemas.microsoft.com/office/word/2010/wordml" xmlns:w15="http://schemas.microsoft.com/office/word/2012/wordml" xmlns:w16cex="http://schemas.microsoft.com/office/word/2018/wordml/cex" xmlns:w16cid="http://schemas.microsoft.com/office/word/2016/wordml/cid" xmlns:w16="http://schemas.microsoft.com/office/word/2018/wordml" xmlns:w16sdtdh="http://schemas.microsoft.com/office/word/2020/wordml/sdtdatahash" xmlns:w16se="http://schemas.microsoft.com/office/word/2015/wordml/symex" xmlns:wpg="http://schemas.microsoft.com/office/word/2010/wordprocessingGroup" xmlns:wpi="http://schemas.microsoft.com/office/word/2010/wordprocessingInk" xmlns:wne="http://schemas.microsoft.com/office/word/2006/wordml" xmlns:wps="http://schemas.microsoft.com/office/word/2010/wordprocessingShape" mc:Ignorable="w14 w15 w16se w16cid w16 w16cex w16sdtdh wp14">
+<w:document xmlns:wpc="http://schemas.microsoft.com/office/word/2010/wordprocessingCanvas" xmlns:cx="http://schemas.microsoft.com/office/drawing/2014/chartex" xmlns:cx1="http://schemas.microsoft.com/office/drawing/2015/9/8/chartex" xmlns:cx2="http://schemas.microsoft.com/office/drawing/2015/10/21/chartex" xmlns:cx3="http://schemas.microsoft.com/office/drawing/2016/5/9/chartex" xmlns:cx4="http://schemas.microsoft.com/office/drawing/2016/5/10/chartex" xmlns:cx5="http://schemas.microsoft.com/office/drawing/2016/5/11/chartex" xmlns:cx6="http://schemas.microsoft.com/office/drawing/2016/5/12/chartex" xmlns:cx7="http://schemas.microsoft.com/office/drawing/2016/5/13/chartex" xmlns:cx8="http://schemas.microsoft.com/office/drawing/2016/5/14/chartex" xmlns:mc="http://schemas.openxmlformats.org/markup-compatibility/2006" xmlns:aink="http://schemas.microsoft.com/office/drawing/2016/ink" xmlns:am3d="http://schemas.microsoft.com/office/drawing/2017/model3d" xmlns:o="urn:schemas-microsoft-com:office:office" xmlns:oel="http://schemas.microsoft.com/office/2019/extlst" xmlns:r="http://schemas.openxmlformats.org/officeDocument/2006/relationships" xmlns:m="http://schemas.openxmlformats.org/officeDocument/2006/math" xmlns:v="urn:schemas-microsoft-com:vml" xmlns:wp14="http://schemas.microsoft.com/office/word/2010/wordprocessingDrawing" xmlns:wp="http://schemas.openxmlformats.org/drawingml/2006/wordprocessingDrawing" xmlns:w10="urn:schemas-microsoft-com:office:word" xmlns:w="http://schemas.openxmlformats.org/wordprocessingml/2006/main" xmlns:w14="http://schemas.microsoft.com/office/word/2010/wordml" xmlns:w15="http://schemas.microsoft.com/office/word/2012/wordml" xmlns:w16cex="http://schemas.microsoft.com/office/word/2018/wordml/cex" xmlns:w16cid="http://schemas.microsoft.com/office/word/2016/wordml/cid" xmlns:w16="http://schemas.microsoft.com/office/word/2018/wordml" xmlns:w16du="http://schemas.microsoft.com/office/word/2023/wordml/word16du" xmlns:w16sdtdh="http://schemas.microsoft.com/office/word/2020/wordml/sdtdatahash" xmlns:w16sdtfl="http://schemas.microsoft.com/office/word/2024/wordml/sdtformatlock" xmlns:w16se="http://schemas.microsoft.com/office/word/2015/wordml/symex" xmlns:wpg="http://schemas.microsoft.com/office/word/2010/wordprocessingGroup" xmlns:wpi="http://schemas.microsoft.com/office/word/2010/wordprocessingInk" xmlns:wne="http://schemas.microsoft.com/office/word/2006/wordml" xmlns:wps="http://schemas.microsoft.com/office/word/2010/wordprocessingShape" mc:Ignorable="w14 w15 w16se w16cid w16 w16cex w16sdtdh w16sdtfl w16du wp14">
   <w:body>
     <w:p>
       <w:pPr>
@@ -64,16 +64,8 @@
         <w:rPr>
           <w:rFonts w:ascii="Times New Roman" w:hAnsi="Times New Roman" w:cs="Times New Roman"/>
         </w:rPr>
-        <w:t xml:space="preserve">Acácio </w:t>
-      </w:r>
-      <w:proofErr w:type="spellStart"/>
-      <w:r>
-        <w:rPr>
-          <w:rFonts w:ascii="Times New Roman" w:hAnsi="Times New Roman" w:cs="Times New Roman"/>
-        </w:rPr>
-        <w:t>Telechi</w:t>
-      </w:r>
-      <w:proofErr w:type="spellEnd"/>
+        <w:t>Acácio Telechi</w:t>
+      </w:r>
     </w:p>
     <w:p>
       <w:pPr>
@@ -221,21 +213,7 @@
           <w:rFonts w:ascii="Times New Roman" w:hAnsi="Times New Roman" w:cs="Times New Roman"/>
           <w:u w:val="single"/>
         </w:rPr>
-        <w:t>C</w:t>
-      </w:r>
-      <w:r>
-        <w:rPr>
-          <w:rFonts w:ascii="Times New Roman" w:hAnsi="Times New Roman" w:cs="Times New Roman"/>
-          <w:u w:val="single"/>
-        </w:rPr>
-        <w:t>á</w:t>
-      </w:r>
-      <w:r>
-        <w:rPr>
-          <w:rFonts w:ascii="Times New Roman" w:hAnsi="Times New Roman" w:cs="Times New Roman"/>
-          <w:u w:val="single"/>
-        </w:rPr>
-        <w:t>lculo dos Pesos Individuais</w:t>
+        <w:t>Cálculo dos Pesos Individuais</w:t>
       </w:r>
     </w:p>
     <w:p>
@@ -251,159 +229,143 @@
         <w:rPr>
           <w:rFonts w:ascii="Times New Roman" w:hAnsi="Times New Roman" w:cs="Times New Roman"/>
         </w:rPr>
-        <w:t>Dado um conjunto de indiv</w:t>
-      </w:r>
-      <w:r>
-        <w:rPr>
-          <w:rFonts w:ascii="Times New Roman" w:hAnsi="Times New Roman" w:cs="Times New Roman"/>
-        </w:rPr>
-        <w:t>í</w:t>
-      </w:r>
-      <w:r>
-        <w:rPr>
-          <w:rFonts w:ascii="Times New Roman" w:hAnsi="Times New Roman" w:cs="Times New Roman"/>
-        </w:rPr>
-        <w:t>duos categorizados de acordo com m</w:t>
-      </w:r>
-      <w:r>
-        <w:rPr>
-          <w:rFonts w:ascii="Times New Roman" w:hAnsi="Times New Roman" w:cs="Times New Roman"/>
-        </w:rPr>
-        <w:t>ú</w:t>
-      </w:r>
-      <w:r>
-        <w:rPr>
-          <w:rFonts w:ascii="Times New Roman" w:hAnsi="Times New Roman" w:cs="Times New Roman"/>
-        </w:rPr>
-        <w:t>ltiplas vari</w:t>
-      </w:r>
-      <w:r>
-        <w:rPr>
-          <w:rFonts w:ascii="Times New Roman" w:hAnsi="Times New Roman" w:cs="Times New Roman"/>
-        </w:rPr>
-        <w:t>á</w:t>
-      </w:r>
-      <w:r>
-        <w:rPr>
-          <w:rFonts w:ascii="Times New Roman" w:hAnsi="Times New Roman" w:cs="Times New Roman"/>
-        </w:rPr>
-        <w:t xml:space="preserve">veis independentes, buscamos atribuir um peso </w:t>
-      </w:r>
-      <w:proofErr w:type="spellStart"/>
+        <w:t>Dado um conjunto de indivíduos classificados segundo múltiplas características binárias (</w:t>
+      </w:r>
+      <m:oMath>
+        <m:r>
+          <w:rPr>
+            <w:rFonts w:ascii="Cambria Math" w:hAnsi="Cambria Math" w:cs="Times New Roman"/>
+          </w:rPr>
+          <m:t>C</m:t>
+        </m:r>
+      </m:oMath>
+      <w:r>
+        <w:rPr>
+          <w:rFonts w:ascii="Times New Roman" w:hAnsi="Times New Roman" w:cs="Times New Roman"/>
+        </w:rPr>
+        <w:t xml:space="preserve">), busca-se atribuir a cada indivíduo </w:t>
+      </w:r>
       <w:r>
         <w:rPr>
           <w:rFonts w:ascii="Times New Roman" w:hAnsi="Times New Roman" w:cs="Times New Roman"/>
           <w:i/>
           <w:iCs/>
         </w:rPr>
-        <w:t>wi</w:t>
-      </w:r>
-      <w:proofErr w:type="spellEnd"/>
-      <w:r>
-        <w:rPr>
-          <w:rFonts w:ascii="Times New Roman" w:hAnsi="Times New Roman" w:cs="Times New Roman"/>
-          <w:i/>
-          <w:iCs/>
-        </w:rPr>
-        <w:t xml:space="preserve"> </w:t>
-      </w:r>
-      <w:r>
-        <w:rPr>
-          <w:rFonts w:ascii="Times New Roman" w:hAnsi="Times New Roman" w:cs="Times New Roman"/>
-        </w:rPr>
-        <w:t>para cada indi</w:t>
-      </w:r>
-      <w:r>
-        <w:rPr>
-          <w:rFonts w:ascii="Times New Roman" w:hAnsi="Times New Roman" w:cs="Times New Roman"/>
-        </w:rPr>
-        <w:t>ví</w:t>
-      </w:r>
-      <w:r>
-        <w:rPr>
-          <w:rFonts w:ascii="Times New Roman" w:hAnsi="Times New Roman" w:cs="Times New Roman"/>
-        </w:rPr>
-        <w:t xml:space="preserve">duo </w:t>
-      </w:r>
-      <w:r>
-        <w:rPr>
-          <w:rFonts w:ascii="Times New Roman" w:hAnsi="Times New Roman" w:cs="Times New Roman"/>
-          <w:i/>
-          <w:iCs/>
-        </w:rPr>
         <w:t>i</w:t>
       </w:r>
       <w:r>
         <w:rPr>
           <w:rFonts w:ascii="Times New Roman" w:hAnsi="Times New Roman" w:cs="Times New Roman"/>
         </w:rPr>
-        <w:t xml:space="preserve"> de forma que, ao ponderar a amostra, as propor</w:t>
-      </w:r>
-      <w:r>
-        <w:rPr>
-          <w:rFonts w:ascii="Times New Roman" w:hAnsi="Times New Roman" w:cs="Times New Roman"/>
-        </w:rPr>
-        <w:t>ções</w:t>
-      </w:r>
-      <w:r>
-        <w:rPr>
-          <w:rFonts w:ascii="Times New Roman" w:hAnsi="Times New Roman" w:cs="Times New Roman"/>
-        </w:rPr>
-        <w:t xml:space="preserve"> observadas se alinhem </w:t>
-      </w:r>
-      <w:r>
-        <w:rPr>
-          <w:rFonts w:ascii="Times New Roman" w:hAnsi="Times New Roman" w:cs="Times New Roman"/>
-        </w:rPr>
-        <w:t>à</w:t>
-      </w:r>
-      <w:r>
-        <w:rPr>
-          <w:rFonts w:ascii="Times New Roman" w:hAnsi="Times New Roman" w:cs="Times New Roman"/>
-        </w:rPr>
-        <w:t>s propor</w:t>
-      </w:r>
-      <w:r>
-        <w:rPr>
-          <w:rFonts w:ascii="Times New Roman" w:hAnsi="Times New Roman" w:cs="Times New Roman"/>
-        </w:rPr>
-        <w:t>ções</w:t>
-      </w:r>
-      <w:r>
-        <w:rPr>
-          <w:rFonts w:ascii="Times New Roman" w:hAnsi="Times New Roman" w:cs="Times New Roman"/>
-        </w:rPr>
-        <w:t xml:space="preserve"> populacionais desejadas. O peso de um indi</w:t>
-      </w:r>
-      <w:r>
-        <w:rPr>
-          <w:rFonts w:ascii="Times New Roman" w:hAnsi="Times New Roman" w:cs="Times New Roman"/>
-        </w:rPr>
-        <w:t>ví</w:t>
-      </w:r>
-      <w:r>
-        <w:rPr>
-          <w:rFonts w:ascii="Times New Roman" w:hAnsi="Times New Roman" w:cs="Times New Roman"/>
-        </w:rPr>
-        <w:t>duo</w:t>
-      </w:r>
-      <w:r>
-        <w:rPr>
-          <w:rFonts w:ascii="Times New Roman" w:hAnsi="Times New Roman" w:cs="Times New Roman"/>
-        </w:rPr>
-        <w:t xml:space="preserve"> </w:t>
-      </w:r>
-      <w:r>
-        <w:rPr>
-          <w:rFonts w:ascii="Times New Roman" w:hAnsi="Times New Roman" w:cs="Times New Roman"/>
-        </w:rPr>
-        <w:t>é</w:t>
-      </w:r>
-      <w:r>
-        <w:rPr>
-          <w:rFonts w:ascii="Times New Roman" w:hAnsi="Times New Roman" w:cs="Times New Roman"/>
-        </w:rPr>
-        <w:t xml:space="preserve"> calculado como:</w:t>
+        <w:t xml:space="preserve"> um peso </w:t>
+      </w:r>
+      <m:oMath>
+        <m:sSub>
+          <m:sSubPr>
+            <m:ctrlPr>
+              <w:rPr>
+                <w:rFonts w:ascii="Cambria Math" w:hAnsi="Cambria Math" w:cs="Times New Roman"/>
+              </w:rPr>
+            </m:ctrlPr>
+          </m:sSubPr>
+          <m:e>
+            <m:r>
+              <w:rPr>
+                <w:rFonts w:ascii="Cambria Math" w:hAnsi="Cambria Math" w:cs="Times New Roman"/>
+              </w:rPr>
+              <m:t>w</m:t>
+            </m:r>
+          </m:e>
+          <m:sub>
+            <m:r>
+              <w:rPr>
+                <w:rFonts w:ascii="Cambria Math" w:hAnsi="Cambria Math" w:cs="Times New Roman"/>
+              </w:rPr>
+              <m:t>i</m:t>
+            </m:r>
+          </m:sub>
+        </m:sSub>
+      </m:oMath>
+      <w:r>
+        <w:rPr>
+          <w:rFonts w:ascii="Times New Roman" w:hAnsi="Times New Roman" w:cs="Times New Roman"/>
+        </w:rPr>
+        <w:t>​ de modo que, após a ponderação, as proporções observadas na amostra sejam consistentes com as proporções populacionais de interesse</w:t>
+      </w:r>
+      <w:r>
+        <w:rPr>
+          <w:rFonts w:ascii="Times New Roman" w:hAnsi="Times New Roman" w:cs="Times New Roman"/>
+        </w:rPr>
+        <w:t xml:space="preserve">. O </w:t>
+      </w:r>
+      <w:r>
+        <w:rPr>
+          <w:rFonts w:ascii="Times New Roman" w:hAnsi="Times New Roman" w:cs="Times New Roman"/>
+        </w:rPr>
+        <w:t>peso inicial de um indivíduo antes da normalização</w:t>
+      </w:r>
+      <w:r>
+        <w:rPr>
+          <w:rFonts w:ascii="Times New Roman" w:hAnsi="Times New Roman" w:cs="Times New Roman"/>
+        </w:rPr>
+        <w:t xml:space="preserve"> (</w:t>
+      </w:r>
+      <m:oMath>
+        <m:acc>
+          <m:accPr>
+            <m:chr m:val="̃"/>
+            <m:ctrlPr>
+              <w:rPr>
+                <w:rFonts w:ascii="Cambria Math" w:hAnsi="Cambria Math" w:cs="Times New Roman"/>
+              </w:rPr>
+            </m:ctrlPr>
+          </m:accPr>
+          <m:e>
+            <m:sSub>
+              <m:sSubPr>
+                <m:ctrlPr>
+                  <w:rPr>
+                    <w:rFonts w:ascii="Cambria Math" w:hAnsi="Cambria Math" w:cs="Times New Roman"/>
+                    <w:i/>
+                  </w:rPr>
+                </m:ctrlPr>
+              </m:sSubPr>
+              <m:e>
+                <m:r>
+                  <w:rPr>
+                    <w:rFonts w:ascii="Cambria Math" w:hAnsi="Cambria Math" w:cs="Times New Roman"/>
+                  </w:rPr>
+                  <m:t>w</m:t>
+                </m:r>
+                <m:ctrlPr>
+                  <w:rPr>
+                    <w:rFonts w:ascii="Cambria Math" w:hAnsi="Cambria Math" w:cs="Times New Roman"/>
+                  </w:rPr>
+                </m:ctrlPr>
+              </m:e>
+              <m:sub>
+                <m:r>
+                  <w:rPr>
+                    <w:rFonts w:ascii="Cambria Math" w:hAnsi="Cambria Math" w:cs="Times New Roman"/>
+                  </w:rPr>
+                  <m:t>i</m:t>
+                </m:r>
+              </m:sub>
+            </m:sSub>
+          </m:e>
+        </m:acc>
+        <m:r>
+          <w:rPr>
+            <w:rFonts w:ascii="Cambria Math" w:hAnsi="Cambria Math" w:cs="Times New Roman"/>
+          </w:rPr>
+          <m:t>)</m:t>
+        </m:r>
+      </m:oMath>
+      <w:r>
+        <w:rPr>
+          <w:rFonts w:ascii="Times New Roman" w:eastAsiaTheme="minorEastAsia" w:hAnsi="Times New Roman" w:cs="Times New Roman"/>
+        </w:rPr>
+        <w:t xml:space="preserve"> é definido por:</w:t>
       </w:r>
     </w:p>
     <w:p>
@@ -412,56 +374,397 @@
         <w:ind w:firstLine="708"/>
         <w:jc w:val="center"/>
         <w:rPr>
-          <w:rFonts w:ascii="Times New Roman" w:hAnsi="Times New Roman" w:cs="Times New Roman"/>
-        </w:rPr>
-      </w:pPr>
-      <w:r>
-        <w:rPr>
-          <w:rFonts w:ascii="Times New Roman" w:hAnsi="Times New Roman" w:cs="Times New Roman"/>
-          <w:noProof/>
-        </w:rPr>
-        <w:drawing>
-          <wp:inline distT="0" distB="0" distL="0" distR="0" wp14:anchorId="7027D73E" wp14:editId="47BCFE8A">
-            <wp:extent cx="1992573" cy="984250"/>
-            <wp:effectExtent l="0" t="0" r="1905" b="0"/>
-            <wp:docPr id="1608030648" name="Imagem 1" descr="Uma imagem contendo objeto, relógio&#10;&#10;Descrição gerada automaticamente"/>
-            <wp:cNvGraphicFramePr>
-              <a:graphicFrameLocks xmlns:a="http://schemas.openxmlformats.org/drawingml/2006/main" noChangeAspect="1"/>
-            </wp:cNvGraphicFramePr>
-            <a:graphic xmlns:a="http://schemas.openxmlformats.org/drawingml/2006/main">
-              <a:graphicData uri="http://schemas.openxmlformats.org/drawingml/2006/picture">
-                <pic:pic xmlns:pic="http://schemas.openxmlformats.org/drawingml/2006/picture">
-                  <pic:nvPicPr>
-                    <pic:cNvPr id="1608030648" name="Imagem 1" descr="Uma imagem contendo objeto, relógio&#10;&#10;Descrição gerada automaticamente"/>
-                    <pic:cNvPicPr/>
-                  </pic:nvPicPr>
-                  <pic:blipFill>
-                    <a:blip r:embed="rId6">
-                      <a:extLst>
-                        <a:ext uri="{28A0092B-C50C-407E-A947-70E740481C1C}">
-                          <a14:useLocalDpi xmlns:a14="http://schemas.microsoft.com/office/drawing/2010/main" val="0"/>
-                        </a:ext>
-                      </a:extLst>
-                    </a:blip>
-                    <a:stretch>
-                      <a:fillRect/>
-                    </a:stretch>
-                  </pic:blipFill>
-                  <pic:spPr>
-                    <a:xfrm>
-                      <a:off x="0" y="0"/>
-                      <a:ext cx="2013247" cy="994462"/>
-                    </a:xfrm>
-                    <a:prstGeom prst="rect">
-                      <a:avLst/>
-                    </a:prstGeom>
-                  </pic:spPr>
-                </pic:pic>
-              </a:graphicData>
-            </a:graphic>
-          </wp:inline>
-        </w:drawing>
-      </w:r>
+          <w:rFonts w:ascii="Times New Roman" w:eastAsiaTheme="minorEastAsia" w:hAnsi="Times New Roman" w:cs="Times New Roman"/>
+        </w:rPr>
+      </w:pPr>
+      <m:oMathPara>
+        <m:oMath>
+          <m:acc>
+            <m:accPr>
+              <m:chr m:val="̃"/>
+              <m:ctrlPr>
+                <w:rPr>
+                  <w:rFonts w:ascii="Cambria Math" w:hAnsi="Cambria Math" w:cs="Times New Roman"/>
+                </w:rPr>
+              </m:ctrlPr>
+            </m:accPr>
+            <m:e>
+              <m:sSub>
+                <m:sSubPr>
+                  <m:ctrlPr>
+                    <w:rPr>
+                      <w:rFonts w:ascii="Cambria Math" w:hAnsi="Cambria Math" w:cs="Times New Roman"/>
+                      <w:i/>
+                    </w:rPr>
+                  </m:ctrlPr>
+                </m:sSubPr>
+                <m:e>
+                  <m:r>
+                    <w:rPr>
+                      <w:rFonts w:ascii="Cambria Math" w:hAnsi="Cambria Math" w:cs="Times New Roman"/>
+                    </w:rPr>
+                    <m:t>w</m:t>
+                  </m:r>
+                  <m:ctrlPr>
+                    <w:rPr>
+                      <w:rFonts w:ascii="Cambria Math" w:hAnsi="Cambria Math" w:cs="Times New Roman"/>
+                    </w:rPr>
+                  </m:ctrlPr>
+                </m:e>
+                <m:sub>
+                  <m:r>
+                    <w:rPr>
+                      <w:rFonts w:ascii="Cambria Math" w:hAnsi="Cambria Math" w:cs="Times New Roman"/>
+                    </w:rPr>
+                    <m:t>i</m:t>
+                  </m:r>
+                </m:sub>
+              </m:sSub>
+            </m:e>
+          </m:acc>
+          <m:r>
+            <w:rPr>
+              <w:rFonts w:ascii="Cambria Math" w:hAnsi="Cambria Math" w:cs="Times New Roman"/>
+            </w:rPr>
+            <m:t>=</m:t>
+          </m:r>
+          <m:nary>
+            <m:naryPr>
+              <m:chr m:val="∑"/>
+              <m:ctrlPr>
+                <w:rPr>
+                  <w:rFonts w:ascii="Cambria Math" w:hAnsi="Cambria Math" w:cs="Times New Roman"/>
+                </w:rPr>
+              </m:ctrlPr>
+            </m:naryPr>
+            <m:sub>
+              <m:r>
+                <w:rPr>
+                  <w:rFonts w:ascii="Cambria Math" w:hAnsi="Cambria Math" w:cs="Times New Roman"/>
+                </w:rPr>
+                <m:t>c=1</m:t>
+              </m:r>
+              <m:ctrlPr>
+                <w:rPr>
+                  <w:rFonts w:ascii="Cambria Math" w:hAnsi="Cambria Math" w:cs="Times New Roman"/>
+                  <w:i/>
+                </w:rPr>
+              </m:ctrlPr>
+            </m:sub>
+            <m:sup>
+              <m:r>
+                <w:rPr>
+                  <w:rFonts w:ascii="Cambria Math" w:hAnsi="Cambria Math" w:cs="Times New Roman"/>
+                </w:rPr>
+                <m:t>C</m:t>
+              </m:r>
+              <m:ctrlPr>
+                <w:rPr>
+                  <w:rFonts w:ascii="Cambria Math" w:hAnsi="Cambria Math" w:cs="Times New Roman"/>
+                  <w:i/>
+                </w:rPr>
+              </m:ctrlPr>
+            </m:sup>
+            <m:e>
+              <m:sSub>
+                <m:sSubPr>
+                  <m:ctrlPr>
+                    <w:rPr>
+                      <w:rFonts w:ascii="Cambria Math" w:hAnsi="Cambria Math" w:cs="Times New Roman"/>
+                      <w:i/>
+                    </w:rPr>
+                  </m:ctrlPr>
+                </m:sSubPr>
+                <m:e>
+                  <m:r>
+                    <w:rPr>
+                      <w:rFonts w:ascii="Cambria Math" w:hAnsi="Cambria Math" w:cs="Times New Roman"/>
+                    </w:rPr>
+                    <m:t>X</m:t>
+                  </m:r>
+                </m:e>
+                <m:sub>
+                  <m:r>
+                    <w:rPr>
+                      <w:rFonts w:ascii="Cambria Math" w:hAnsi="Cambria Math" w:cs="Times New Roman"/>
+                    </w:rPr>
+                    <m:t>ic</m:t>
+                  </m:r>
+                </m:sub>
+              </m:sSub>
+              <m:ctrlPr>
+                <w:rPr>
+                  <w:rFonts w:ascii="Cambria Math" w:hAnsi="Cambria Math" w:cs="Times New Roman"/>
+                  <w:i/>
+                </w:rPr>
+              </m:ctrlPr>
+            </m:e>
+          </m:nary>
+          <m:f>
+            <m:fPr>
+              <m:ctrlPr>
+                <w:rPr>
+                  <w:rFonts w:ascii="Cambria Math" w:hAnsi="Cambria Math" w:cs="Times New Roman"/>
+                </w:rPr>
+              </m:ctrlPr>
+            </m:fPr>
+            <m:num>
+              <m:sSub>
+                <m:sSubPr>
+                  <m:ctrlPr>
+                    <w:rPr>
+                      <w:rFonts w:ascii="Cambria Math" w:hAnsi="Cambria Math" w:cs="Times New Roman"/>
+                      <w:i/>
+                    </w:rPr>
+                  </m:ctrlPr>
+                </m:sSubPr>
+                <m:e>
+                  <m:r>
+                    <w:rPr>
+                      <w:rFonts w:ascii="Cambria Math" w:hAnsi="Cambria Math" w:cs="Times New Roman"/>
+                    </w:rPr>
+                    <m:t>p</m:t>
+                  </m:r>
+                </m:e>
+                <m:sub>
+                  <m:r>
+                    <w:rPr>
+                      <w:rFonts w:ascii="Cambria Math" w:hAnsi="Cambria Math" w:cs="Times New Roman"/>
+                    </w:rPr>
+                    <m:t>c</m:t>
+                  </m:r>
+                </m:sub>
+              </m:sSub>
+              <m:ctrlPr>
+                <w:rPr>
+                  <w:rFonts w:ascii="Cambria Math" w:hAnsi="Cambria Math" w:cs="Times New Roman"/>
+                  <w:i/>
+                </w:rPr>
+              </m:ctrlPr>
+            </m:num>
+            <m:den>
+              <m:sSub>
+                <m:sSubPr>
+                  <m:ctrlPr>
+                    <w:rPr>
+                      <w:rFonts w:ascii="Cambria Math" w:hAnsi="Cambria Math" w:cs="Times New Roman"/>
+                      <w:i/>
+                    </w:rPr>
+                  </m:ctrlPr>
+                </m:sSubPr>
+                <m:e>
+                  <m:r>
+                    <w:rPr>
+                      <w:rFonts w:ascii="Cambria Math" w:hAnsi="Cambria Math" w:cs="Times New Roman"/>
+                    </w:rPr>
+                    <m:t>n</m:t>
+                  </m:r>
+                </m:e>
+                <m:sub>
+                  <m:r>
+                    <w:rPr>
+                      <w:rFonts w:ascii="Cambria Math" w:hAnsi="Cambria Math" w:cs="Times New Roman"/>
+                    </w:rPr>
+                    <m:t>c</m:t>
+                  </m:r>
+                </m:sub>
+              </m:sSub>
+              <m:ctrlPr>
+                <w:rPr>
+                  <w:rFonts w:ascii="Cambria Math" w:hAnsi="Cambria Math" w:cs="Times New Roman"/>
+                  <w:i/>
+                </w:rPr>
+              </m:ctrlPr>
+            </m:den>
+          </m:f>
+          <m:r>
+            <w:rPr>
+              <w:rFonts w:ascii="Cambria Math" w:hAnsi="Cambria Math" w:cs="Times New Roman"/>
+            </w:rPr>
+            <m:t xml:space="preserve"> </m:t>
+          </m:r>
+          <m:r>
+            <w:rPr>
+              <w:rFonts w:ascii="Cambria Math" w:hAnsi="Cambria Math" w:cs="Times New Roman"/>
+            </w:rPr>
+            <m:t xml:space="preserve">, </m:t>
+          </m:r>
+          <m:r>
+            <w:rPr>
+              <w:rFonts w:ascii="Cambria Math" w:hAnsi="Cambria Math" w:cs="Times New Roman"/>
+            </w:rPr>
+            <m:t xml:space="preserve"> </m:t>
+          </m:r>
+          <m:nary>
+            <m:naryPr>
+              <m:chr m:val="∑"/>
+              <m:ctrlPr>
+                <w:rPr>
+                  <w:rFonts w:ascii="Cambria Math" w:hAnsi="Cambria Math" w:cs="Times New Roman"/>
+                </w:rPr>
+              </m:ctrlPr>
+            </m:naryPr>
+            <m:sub>
+              <m:r>
+                <w:rPr>
+                  <w:rFonts w:ascii="Cambria Math" w:hAnsi="Cambria Math" w:cs="Times New Roman"/>
+                </w:rPr>
+                <m:t>c=1</m:t>
+              </m:r>
+              <m:ctrlPr>
+                <w:rPr>
+                  <w:rFonts w:ascii="Cambria Math" w:hAnsi="Cambria Math" w:cs="Times New Roman"/>
+                  <w:i/>
+                </w:rPr>
+              </m:ctrlPr>
+            </m:sub>
+            <m:sup>
+              <m:r>
+                <w:rPr>
+                  <w:rFonts w:ascii="Cambria Math" w:hAnsi="Cambria Math" w:cs="Times New Roman"/>
+                </w:rPr>
+                <m:t>C</m:t>
+              </m:r>
+              <m:ctrlPr>
+                <w:rPr>
+                  <w:rFonts w:ascii="Cambria Math" w:hAnsi="Cambria Math" w:cs="Times New Roman"/>
+                  <w:i/>
+                </w:rPr>
+              </m:ctrlPr>
+            </m:sup>
+            <m:e>
+              <m:sSub>
+                <m:sSubPr>
+                  <m:ctrlPr>
+                    <w:rPr>
+                      <w:rFonts w:ascii="Cambria Math" w:hAnsi="Cambria Math" w:cs="Times New Roman"/>
+                      <w:i/>
+                    </w:rPr>
+                  </m:ctrlPr>
+                </m:sSubPr>
+                <m:e>
+                  <m:r>
+                    <w:rPr>
+                      <w:rFonts w:ascii="Cambria Math" w:hAnsi="Cambria Math" w:cs="Times New Roman"/>
+                    </w:rPr>
+                    <m:t>p</m:t>
+                  </m:r>
+                </m:e>
+                <m:sub>
+                  <m:r>
+                    <w:rPr>
+                      <w:rFonts w:ascii="Cambria Math" w:hAnsi="Cambria Math" w:cs="Times New Roman"/>
+                    </w:rPr>
+                    <m:t>c</m:t>
+                  </m:r>
+                </m:sub>
+              </m:sSub>
+              <m:r>
+                <w:rPr>
+                  <w:rFonts w:ascii="Cambria Math" w:hAnsi="Cambria Math" w:cs="Times New Roman"/>
+                </w:rPr>
+                <m:t xml:space="preserve">= </m:t>
+              </m:r>
+              <m:nary>
+                <m:naryPr>
+                  <m:chr m:val="∑"/>
+                  <m:ctrlPr>
+                    <w:rPr>
+                      <w:rFonts w:ascii="Cambria Math" w:hAnsi="Cambria Math" w:cs="Times New Roman"/>
+                    </w:rPr>
+                  </m:ctrlPr>
+                </m:naryPr>
+                <m:sub>
+                  <m:r>
+                    <w:rPr>
+                      <w:rFonts w:ascii="Cambria Math" w:hAnsi="Cambria Math" w:cs="Times New Roman"/>
+                    </w:rPr>
+                    <m:t>c=1</m:t>
+                  </m:r>
+                  <m:ctrlPr>
+                    <w:rPr>
+                      <w:rFonts w:ascii="Cambria Math" w:hAnsi="Cambria Math" w:cs="Times New Roman"/>
+                      <w:i/>
+                    </w:rPr>
+                  </m:ctrlPr>
+                </m:sub>
+                <m:sup>
+                  <m:r>
+                    <w:rPr>
+                      <w:rFonts w:ascii="Cambria Math" w:hAnsi="Cambria Math" w:cs="Times New Roman"/>
+                    </w:rPr>
+                    <m:t>C</m:t>
+                  </m:r>
+                  <m:ctrlPr>
+                    <w:rPr>
+                      <w:rFonts w:ascii="Cambria Math" w:hAnsi="Cambria Math" w:cs="Times New Roman"/>
+                      <w:i/>
+                    </w:rPr>
+                  </m:ctrlPr>
+                </m:sup>
+                <m:e>
+                  <m:sSub>
+                    <m:sSubPr>
+                      <m:ctrlPr>
+                        <w:rPr>
+                          <w:rFonts w:ascii="Cambria Math" w:hAnsi="Cambria Math" w:cs="Times New Roman"/>
+                          <w:i/>
+                        </w:rPr>
+                      </m:ctrlPr>
+                    </m:sSubPr>
+                    <m:e>
+                      <m:r>
+                        <w:rPr>
+                          <w:rFonts w:ascii="Cambria Math" w:hAnsi="Cambria Math" w:cs="Times New Roman"/>
+                        </w:rPr>
+                        <m:t>n</m:t>
+                      </m:r>
+                    </m:e>
+                    <m:sub>
+                      <m:r>
+                        <w:rPr>
+                          <w:rFonts w:ascii="Cambria Math" w:hAnsi="Cambria Math" w:cs="Times New Roman"/>
+                        </w:rPr>
+                        <m:t>c</m:t>
+                      </m:r>
+                    </m:sub>
+                  </m:sSub>
+                  <m:r>
+                    <w:rPr>
+                      <w:rFonts w:ascii="Cambria Math" w:hAnsi="Cambria Math" w:cs="Times New Roman"/>
+                    </w:rPr>
+                    <m:t xml:space="preserve">= </m:t>
+                  </m:r>
+                  <m:r>
+                    <w:rPr>
+                      <w:rFonts w:ascii="Cambria Math" w:hAnsi="Cambria Math" w:cs="Times New Roman"/>
+                    </w:rPr>
+                    <m:t>q</m:t>
+                  </m:r>
+                  <m:ctrlPr>
+                    <w:rPr>
+                      <w:rFonts w:ascii="Cambria Math" w:hAnsi="Cambria Math" w:cs="Times New Roman"/>
+                      <w:i/>
+                    </w:rPr>
+                  </m:ctrlPr>
+                </m:e>
+              </m:nary>
+              <m:r>
+                <w:rPr>
+                  <w:rFonts w:ascii="Cambria Math" w:hAnsi="Cambria Math" w:cs="Times New Roman"/>
+                </w:rPr>
+                <m:t xml:space="preserve"> </m:t>
+              </m:r>
+              <m:ctrlPr>
+                <w:rPr>
+                  <w:rFonts w:ascii="Cambria Math" w:hAnsi="Cambria Math" w:cs="Times New Roman"/>
+                  <w:i/>
+                </w:rPr>
+              </m:ctrlPr>
+            </m:e>
+          </m:nary>
+        </m:oMath>
+      </m:oMathPara>
     </w:p>
     <w:p>
       <w:pPr>
@@ -492,51 +795,67 @@
         </w:rPr>
         <w:t xml:space="preserve">• </w:t>
       </w:r>
+      <m:oMath>
+        <m:sSub>
+          <m:sSubPr>
+            <m:ctrlPr>
+              <w:rPr>
+                <w:rFonts w:ascii="Cambria Math" w:hAnsi="Cambria Math" w:cs="Times New Roman"/>
+                <w:i/>
+              </w:rPr>
+            </m:ctrlPr>
+          </m:sSubPr>
+          <m:e>
+            <m:r>
+              <w:rPr>
+                <w:rFonts w:ascii="Cambria Math" w:hAnsi="Cambria Math" w:cs="Times New Roman"/>
+              </w:rPr>
+              <m:t>X</m:t>
+            </m:r>
+          </m:e>
+          <m:sub>
+            <m:r>
+              <w:rPr>
+                <w:rFonts w:ascii="Cambria Math" w:hAnsi="Cambria Math" w:cs="Times New Roman"/>
+              </w:rPr>
+              <m:t>ic</m:t>
+            </m:r>
+          </m:sub>
+        </m:sSub>
+        <m:r>
+          <w:rPr>
+            <w:rFonts w:ascii="Cambria Math" w:hAnsi="Cambria Math" w:cs="Times New Roman"/>
+          </w:rPr>
+          <m:t xml:space="preserve"> </m:t>
+        </m:r>
+      </m:oMath>
       <w:proofErr w:type="spellStart"/>
+      <w:r>
+        <w:rPr>
+          <w:rFonts w:ascii="Times New Roman" w:hAnsi="Times New Roman" w:cs="Times New Roman"/>
+        </w:rPr>
+        <w:t>é</w:t>
+      </w:r>
+      <w:proofErr w:type="spellEnd"/>
+      <w:r>
+        <w:rPr>
+          <w:rFonts w:ascii="Times New Roman" w:hAnsi="Times New Roman" w:cs="Times New Roman"/>
+        </w:rPr>
+        <w:t xml:space="preserve"> uma variável binária que assume valor 1 se o indivíduo </w:t>
+      </w:r>
       <w:r>
         <w:rPr>
           <w:rFonts w:ascii="Times New Roman" w:hAnsi="Times New Roman" w:cs="Times New Roman"/>
           <w:i/>
           <w:iCs/>
         </w:rPr>
-        <w:t>Xij</w:t>
-      </w:r>
-      <w:proofErr w:type="spellEnd"/>
-      <w:r>
-        <w:rPr>
-          <w:rFonts w:ascii="Times New Roman" w:hAnsi="Times New Roman" w:cs="Times New Roman"/>
-        </w:rPr>
-        <w:t xml:space="preserve"> </w:t>
-      </w:r>
-      <w:r>
-        <w:rPr>
-          <w:rFonts w:ascii="Times New Roman" w:hAnsi="Times New Roman" w:cs="Times New Roman"/>
-        </w:rPr>
-        <w:t>é</w:t>
-      </w:r>
-      <w:r>
-        <w:rPr>
-          <w:rFonts w:ascii="Times New Roman" w:hAnsi="Times New Roman" w:cs="Times New Roman"/>
-        </w:rPr>
-        <w:t xml:space="preserve"> um valor bin ́ario indicando se o </w:t>
-      </w:r>
-      <w:r>
-        <w:rPr>
-          <w:rFonts w:ascii="Times New Roman" w:hAnsi="Times New Roman" w:cs="Times New Roman"/>
-        </w:rPr>
-        <w:t>i</w:t>
-      </w:r>
-      <w:r>
-        <w:rPr>
-          <w:rFonts w:ascii="Times New Roman" w:hAnsi="Times New Roman" w:cs="Times New Roman"/>
-        </w:rPr>
-        <w:t>ndivíduo</w:t>
-      </w:r>
-      <w:r>
-        <w:rPr>
-          <w:rFonts w:ascii="Times New Roman" w:hAnsi="Times New Roman" w:cs="Times New Roman"/>
-        </w:rPr>
-        <w:t xml:space="preserve"> </w:t>
+        <w:t xml:space="preserve">i </w:t>
+      </w:r>
+      <w:r>
+        <w:rPr>
+          <w:rFonts w:ascii="Times New Roman" w:hAnsi="Times New Roman" w:cs="Times New Roman"/>
+        </w:rPr>
+        <w:t xml:space="preserve">pertence à categoria </w:t>
       </w:r>
       <w:r>
         <w:rPr>
@@ -544,39 +863,13 @@
           <w:i/>
           <w:iCs/>
         </w:rPr>
-        <w:t>i</w:t>
-      </w:r>
-      <w:r>
-        <w:rPr>
-          <w:rFonts w:ascii="Times New Roman" w:hAnsi="Times New Roman" w:cs="Times New Roman"/>
-        </w:rPr>
-        <w:t xml:space="preserve"> pertence </w:t>
-      </w:r>
-      <w:r>
-        <w:rPr>
-          <w:rFonts w:ascii="Times New Roman" w:hAnsi="Times New Roman" w:cs="Times New Roman"/>
-        </w:rPr>
-        <w:t>à</w:t>
-      </w:r>
-      <w:r>
-        <w:rPr>
-          <w:rFonts w:ascii="Times New Roman" w:hAnsi="Times New Roman" w:cs="Times New Roman"/>
-        </w:rPr>
-        <w:t xml:space="preserve"> categoria </w:t>
-      </w:r>
-      <w:r>
-        <w:rPr>
-          <w:rFonts w:ascii="Times New Roman" w:hAnsi="Times New Roman" w:cs="Times New Roman"/>
-          <w:i/>
-          <w:iCs/>
-        </w:rPr>
-        <w:t>j</w:t>
-      </w:r>
-      <w:r>
-        <w:rPr>
-          <w:rFonts w:ascii="Times New Roman" w:hAnsi="Times New Roman" w:cs="Times New Roman"/>
-        </w:rPr>
-        <w:t>;</w:t>
+        <w:t>c</w:t>
+      </w:r>
+      <w:r>
+        <w:rPr>
+          <w:rFonts w:ascii="Times New Roman" w:hAnsi="Times New Roman" w:cs="Times New Roman"/>
+        </w:rPr>
+        <w:t>, e 0 em caso contrário;</w:t>
       </w:r>
     </w:p>
     <w:p>
@@ -609,38 +902,26 @@
           <w:sz w:val="20"/>
           <w:vertAlign w:val="subscript"/>
         </w:rPr>
-        <w:t>j</w:t>
+        <w:t>c</w:t>
       </w:r>
       <w:proofErr w:type="spellEnd"/>
       <w:r>
         <w:rPr>
           <w:rFonts w:ascii="Times New Roman" w:hAnsi="Times New Roman" w:cs="Times New Roman"/>
         </w:rPr>
-        <w:t xml:space="preserve"> </w:t>
-      </w:r>
-      <w:r>
-        <w:rPr>
-          <w:rFonts w:ascii="Times New Roman" w:hAnsi="Times New Roman" w:cs="Times New Roman"/>
-        </w:rPr>
-        <w:t>é</w:t>
-      </w:r>
-      <w:r>
-        <w:rPr>
-          <w:rFonts w:ascii="Times New Roman" w:hAnsi="Times New Roman" w:cs="Times New Roman"/>
-        </w:rPr>
-        <w:t xml:space="preserve"> a propor</w:t>
-      </w:r>
-      <w:r>
-        <w:rPr>
-          <w:rFonts w:ascii="Times New Roman" w:hAnsi="Times New Roman" w:cs="Times New Roman"/>
-        </w:rPr>
-        <w:t>ção</w:t>
-      </w:r>
-      <w:r>
-        <w:rPr>
-          <w:rFonts w:ascii="Times New Roman" w:hAnsi="Times New Roman" w:cs="Times New Roman"/>
-        </w:rPr>
-        <w:t xml:space="preserve"> desejada da categoria </w:t>
+        <w:t xml:space="preserve"> é a proporção </w:t>
+      </w:r>
+      <w:r>
+        <w:rPr>
+          <w:rFonts w:ascii="Times New Roman" w:hAnsi="Times New Roman" w:cs="Times New Roman"/>
+        </w:rPr>
+        <w:t xml:space="preserve">da </w:t>
+      </w:r>
+      <w:r>
+        <w:rPr>
+          <w:rFonts w:ascii="Times New Roman" w:hAnsi="Times New Roman" w:cs="Times New Roman"/>
+        </w:rPr>
+        <w:t xml:space="preserve">categoria </w:t>
       </w:r>
       <w:r>
         <w:rPr>
@@ -648,25 +929,13 @@
           <w:i/>
           <w:iCs/>
         </w:rPr>
-        <w:t>j</w:t>
-      </w:r>
-      <w:r>
-        <w:rPr>
-          <w:rFonts w:ascii="Times New Roman" w:hAnsi="Times New Roman" w:cs="Times New Roman"/>
-        </w:rPr>
-        <w:t xml:space="preserve"> na popula</w:t>
-      </w:r>
-      <w:r>
-        <w:rPr>
-          <w:rFonts w:ascii="Times New Roman" w:hAnsi="Times New Roman" w:cs="Times New Roman"/>
-        </w:rPr>
-        <w:t>ção</w:t>
-      </w:r>
-      <w:r>
-        <w:rPr>
-          <w:rFonts w:ascii="Times New Roman" w:hAnsi="Times New Roman" w:cs="Times New Roman"/>
-        </w:rPr>
-        <w:t>;</w:t>
+        <w:t>c</w:t>
+      </w:r>
+      <w:r>
+        <w:rPr>
+          <w:rFonts w:ascii="Times New Roman" w:hAnsi="Times New Roman" w:cs="Times New Roman"/>
+        </w:rPr>
+        <w:t xml:space="preserve"> na população;</w:t>
       </w:r>
     </w:p>
     <w:p>
@@ -674,129 +943,653 @@
         <w:spacing w:line="360" w:lineRule="auto"/>
         <w:jc w:val="both"/>
         <w:rPr>
-          <w:rFonts w:ascii="Times New Roman" w:hAnsi="Times New Roman" w:cs="Times New Roman"/>
-        </w:rPr>
-      </w:pPr>
-      <w:r>
-        <w:rPr>
-          <w:rFonts w:ascii="Times New Roman" w:hAnsi="Times New Roman" w:cs="Times New Roman"/>
-        </w:rPr>
-        <w:t xml:space="preserve">• </w:t>
-      </w:r>
-      <w:r>
-        <w:rPr>
-          <w:rFonts w:ascii="Times New Roman" w:hAnsi="Times New Roman" w:cs="Times New Roman"/>
-          <w:spacing w:val="-4"/>
-          <w:w w:val="130"/>
-          <w:position w:val="15"/>
+          <w:rFonts w:ascii="Times New Roman" w:eastAsiaTheme="minorEastAsia" w:hAnsi="Times New Roman" w:cs="Times New Roman"/>
+        </w:rPr>
+      </w:pPr>
+      <w:r>
+        <w:rPr>
+          <w:rFonts w:ascii="Times New Roman" w:hAnsi="Times New Roman" w:cs="Times New Roman"/>
+        </w:rPr>
+        <w:t>•</w:t>
+      </w:r>
+      <w:r>
+        <w:rPr>
+          <w:rFonts w:ascii="Times New Roman" w:hAnsi="Times New Roman" w:cs="Times New Roman"/>
+        </w:rPr>
+        <w:t xml:space="preserve"> </w:t>
+      </w:r>
+      <m:oMath>
+        <m:sSub>
+          <m:sSubPr>
+            <m:ctrlPr>
+              <w:rPr>
+                <w:rFonts w:ascii="Cambria Math" w:hAnsi="Cambria Math" w:cs="Times New Roman"/>
+                <w:i/>
+              </w:rPr>
+            </m:ctrlPr>
+          </m:sSubPr>
+          <m:e>
+            <m:r>
+              <w:rPr>
+                <w:rFonts w:ascii="Cambria Math" w:hAnsi="Cambria Math" w:cs="Times New Roman"/>
+              </w:rPr>
+              <m:t>n</m:t>
+            </m:r>
+          </m:e>
+          <m:sub>
+            <m:r>
+              <w:rPr>
+                <w:rFonts w:ascii="Cambria Math" w:hAnsi="Cambria Math" w:cs="Times New Roman"/>
+              </w:rPr>
+              <m:t>c</m:t>
+            </m:r>
+          </m:sub>
+        </m:sSub>
+      </m:oMath>
+      <w:r>
+        <w:rPr>
+          <w:rFonts w:ascii="Times New Roman" w:eastAsiaTheme="minorEastAsia" w:hAnsi="Times New Roman" w:cs="Times New Roman"/>
+        </w:rPr>
+        <w:t xml:space="preserve">é a proporção da categoria </w:t>
+      </w:r>
+      <w:r>
+        <w:rPr>
+          <w:rFonts w:ascii="Times New Roman" w:eastAsiaTheme="minorEastAsia" w:hAnsi="Times New Roman" w:cs="Times New Roman"/>
+          <w:i/>
+          <w:iCs/>
+        </w:rPr>
+        <w:t xml:space="preserve">c </w:t>
+      </w:r>
+      <w:r>
+        <w:rPr>
+          <w:rFonts w:ascii="Times New Roman" w:eastAsiaTheme="minorEastAsia" w:hAnsi="Times New Roman" w:cs="Times New Roman"/>
+        </w:rPr>
+        <w:t>na amostr</w:t>
+      </w:r>
+      <w:r>
+        <w:rPr>
+          <w:rFonts w:ascii="Times New Roman" w:eastAsiaTheme="minorEastAsia" w:hAnsi="Times New Roman" w:cs="Times New Roman"/>
+        </w:rPr>
+        <w:t>a;</w:t>
+      </w:r>
+    </w:p>
+    <w:p>
+      <w:pPr>
+        <w:spacing w:line="360" w:lineRule="auto"/>
+        <w:jc w:val="both"/>
+        <w:rPr>
+          <w:rFonts w:ascii="Times New Roman" w:eastAsiaTheme="minorEastAsia" w:hAnsi="Times New Roman" w:cs="Times New Roman"/>
+        </w:rPr>
+      </w:pPr>
+      <w:r>
+        <w:rPr>
+          <w:rFonts w:ascii="Times New Roman" w:hAnsi="Times New Roman" w:cs="Times New Roman"/>
+        </w:rPr>
+        <w:lastRenderedPageBreak/>
+        <w:t>•</w:t>
+      </w:r>
+      <w:r>
+        <w:rPr>
+          <w:rFonts w:ascii="Times New Roman" w:hAnsi="Times New Roman" w:cs="Times New Roman"/>
+        </w:rPr>
+        <w:t xml:space="preserve"> </w:t>
+      </w:r>
+      <m:oMath>
+        <m:r>
+          <w:rPr>
+            <w:rFonts w:ascii="Cambria Math" w:hAnsi="Cambria Math" w:cs="Times New Roman"/>
+          </w:rPr>
+          <m:t xml:space="preserve">q </m:t>
+        </m:r>
+      </m:oMath>
+      <w:r>
+        <w:rPr>
+          <w:rFonts w:ascii="Times New Roman" w:eastAsiaTheme="minorEastAsia" w:hAnsi="Times New Roman" w:cs="Times New Roman"/>
+        </w:rPr>
+        <w:t xml:space="preserve">é a </w:t>
+      </w:r>
+      <w:r>
+        <w:rPr>
+          <w:rFonts w:ascii="Times New Roman" w:eastAsiaTheme="minorEastAsia" w:hAnsi="Times New Roman" w:cs="Times New Roman"/>
+        </w:rPr>
+        <w:t>quantidade de características analisadas. Por exemplo, considerando “raça” e “gênero</w:t>
+      </w:r>
+      <w:proofErr w:type="gramStart"/>
+      <w:r>
+        <w:rPr>
+          <w:rFonts w:ascii="Times New Roman" w:eastAsiaTheme="minorEastAsia" w:hAnsi="Times New Roman" w:cs="Times New Roman"/>
+        </w:rPr>
+        <w:t>”,  então</w:t>
+      </w:r>
+      <w:proofErr w:type="gramEnd"/>
+      <w:r>
+        <w:rPr>
+          <w:rFonts w:ascii="Times New Roman" w:eastAsiaTheme="minorEastAsia" w:hAnsi="Times New Roman" w:cs="Times New Roman"/>
+        </w:rPr>
+        <w:t xml:space="preserve"> q = 2</w:t>
+      </w:r>
+      <w:r>
+        <w:rPr>
+          <w:rFonts w:ascii="Times New Roman" w:eastAsiaTheme="minorEastAsia" w:hAnsi="Times New Roman" w:cs="Times New Roman"/>
+        </w:rPr>
+        <w:t>;</w:t>
+      </w:r>
+    </w:p>
+    <w:p>
+      <w:pPr>
+        <w:spacing w:line="360" w:lineRule="auto"/>
+        <w:jc w:val="both"/>
+        <w:rPr>
+          <w:rFonts w:ascii="Times New Roman" w:eastAsiaTheme="minorEastAsia" w:hAnsi="Times New Roman" w:cs="Times New Roman"/>
+        </w:rPr>
+      </w:pPr>
+      <w:r>
+        <w:rPr>
+          <w:rFonts w:ascii="Times New Roman" w:hAnsi="Times New Roman" w:cs="Times New Roman"/>
+        </w:rPr>
+        <w:t>•</w:t>
+      </w:r>
+      <w:r>
+        <w:rPr>
+          <w:rFonts w:ascii="Times New Roman" w:hAnsi="Times New Roman" w:cs="Times New Roman"/>
+        </w:rPr>
+        <w:t xml:space="preserve"> </w:t>
+      </w:r>
+      <m:oMath>
+        <m:r>
+          <w:rPr>
+            <w:rFonts w:ascii="Cambria Math" w:hAnsi="Cambria Math" w:cs="Times New Roman"/>
+          </w:rPr>
+          <m:t xml:space="preserve">C </m:t>
+        </m:r>
+      </m:oMath>
+      <w:proofErr w:type="spellStart"/>
+      <w:r>
+        <w:rPr>
+          <w:rFonts w:ascii="Times New Roman" w:eastAsiaTheme="minorEastAsia" w:hAnsi="Times New Roman" w:cs="Times New Roman"/>
+        </w:rPr>
+        <w:t>é</w:t>
+      </w:r>
+      <w:proofErr w:type="spellEnd"/>
+      <w:r>
+        <w:rPr>
+          <w:rFonts w:ascii="Times New Roman" w:eastAsiaTheme="minorEastAsia" w:hAnsi="Times New Roman" w:cs="Times New Roman"/>
+        </w:rPr>
+        <w:t xml:space="preserve"> </w:t>
+      </w:r>
+      <w:r>
+        <w:rPr>
+          <w:rFonts w:ascii="Times New Roman" w:eastAsiaTheme="minorEastAsia" w:hAnsi="Times New Roman" w:cs="Times New Roman"/>
+        </w:rPr>
+        <w:t xml:space="preserve">quantidade de características. </w:t>
+      </w:r>
+      <w:r>
+        <w:rPr>
+          <w:rFonts w:ascii="Times New Roman" w:eastAsiaTheme="minorEastAsia" w:hAnsi="Times New Roman" w:cs="Times New Roman"/>
+        </w:rPr>
+        <w:t xml:space="preserve">No exemplo anterior, se “raça” for definida como “branco” e “não-branco” e “gênero” como “homem” e “mulher”, então </w:t>
+      </w:r>
+      <w:r>
+        <w:rPr>
+          <w:rFonts w:ascii="Times New Roman" w:eastAsiaTheme="minorEastAsia" w:hAnsi="Times New Roman" w:cs="Times New Roman"/>
+          <w:i/>
+          <w:iCs/>
+        </w:rPr>
+        <w:t>C</w:t>
+      </w:r>
+      <w:r>
+        <w:rPr>
+          <w:rFonts w:ascii="Times New Roman" w:eastAsiaTheme="minorEastAsia" w:hAnsi="Times New Roman" w:cs="Times New Roman"/>
+          <w:i/>
+          <w:iCs/>
+        </w:rPr>
+        <w:t xml:space="preserve"> </w:t>
+      </w:r>
+      <w:r>
+        <w:rPr>
+          <w:rFonts w:ascii="Times New Roman" w:eastAsiaTheme="minorEastAsia" w:hAnsi="Times New Roman" w:cs="Times New Roman"/>
+        </w:rPr>
+        <w:t>=</w:t>
+      </w:r>
+      <w:r>
+        <w:rPr>
+          <w:rFonts w:ascii="Times New Roman" w:eastAsiaTheme="minorEastAsia" w:hAnsi="Times New Roman" w:cs="Times New Roman"/>
+        </w:rPr>
+        <w:t xml:space="preserve"> 4.</w:t>
+      </w:r>
+    </w:p>
+    <w:p>
+      <w:pPr>
+        <w:spacing w:line="360" w:lineRule="auto"/>
+        <w:jc w:val="both"/>
+        <w:rPr>
+          <w:rFonts w:ascii="Times New Roman" w:eastAsiaTheme="minorEastAsia" w:hAnsi="Times New Roman" w:cs="Times New Roman"/>
+          <w:u w:val="single"/>
+        </w:rPr>
+      </w:pPr>
+      <w:r>
+        <w:rPr>
+          <w:rFonts w:ascii="Times New Roman" w:eastAsiaTheme="minorEastAsia" w:hAnsi="Times New Roman" w:cs="Times New Roman"/>
+        </w:rPr>
+        <w:t xml:space="preserve">A </w:t>
+      </w:r>
+      <w:r>
+        <w:rPr>
+          <w:rFonts w:ascii="Times New Roman" w:eastAsiaTheme="minorEastAsia" w:hAnsi="Times New Roman" w:cs="Times New Roman"/>
+        </w:rPr>
+        <w:t>restrição imposta na equação garante que tanto</w:t>
+      </w:r>
+      <w:r>
+        <w:rPr>
+          <w:rFonts w:ascii="Times New Roman" w:eastAsiaTheme="minorEastAsia" w:hAnsi="Times New Roman" w:cs="Times New Roman"/>
+        </w:rPr>
+        <w:t xml:space="preserve"> </w:t>
+      </w:r>
+      <w:proofErr w:type="spellStart"/>
+      <w:r>
+        <w:rPr>
+          <w:rFonts w:ascii="Times New Roman" w:hAnsi="Times New Roman" w:cs="Times New Roman"/>
+          <w:i/>
           <w:sz w:val="20"/>
         </w:rPr>
-        <w:t>Σ</w:t>
+        <w:t>p</w:t>
       </w:r>
       <w:r>
         <w:rPr>
           <w:rFonts w:ascii="Times New Roman" w:hAnsi="Times New Roman" w:cs="Times New Roman"/>
           <w:i/>
-          <w:spacing w:val="-4"/>
-          <w:w w:val="130"/>
-          <w:position w:val="-5"/>
-          <w:sz w:val="14"/>
-        </w:rPr>
-        <w:t>i</w:t>
-      </w:r>
-      <w:r>
-        <w:rPr>
-          <w:rFonts w:ascii="Times New Roman" w:hAnsi="Times New Roman" w:cs="Times New Roman"/>
-          <w:i/>
-          <w:spacing w:val="-7"/>
-          <w:w w:val="130"/>
-          <w:position w:val="-5"/>
-          <w:sz w:val="14"/>
-        </w:rPr>
-        <w:t xml:space="preserve"> </w:t>
-      </w:r>
-      <w:proofErr w:type="spellStart"/>
-      <w:r>
-        <w:rPr>
-          <w:rFonts w:ascii="Times New Roman" w:hAnsi="Times New Roman" w:cs="Times New Roman"/>
-          <w:i/>
-          <w:spacing w:val="-4"/>
-          <w:w w:val="130"/>
-          <w:sz w:val="20"/>
-        </w:rPr>
-        <w:t>X</w:t>
-      </w:r>
-      <w:r>
-        <w:rPr>
-          <w:rFonts w:ascii="Times New Roman" w:hAnsi="Times New Roman" w:cs="Times New Roman"/>
-          <w:i/>
-          <w:spacing w:val="-4"/>
-          <w:w w:val="130"/>
           <w:sz w:val="20"/>
           <w:vertAlign w:val="subscript"/>
         </w:rPr>
-        <w:t>ij</w:t>
+        <w:t>c</w:t>
       </w:r>
       <w:proofErr w:type="spellEnd"/>
       <w:r>
         <w:rPr>
-          <w:rFonts w:ascii="Times New Roman" w:hAnsi="Times New Roman" w:cs="Times New Roman"/>
-          <w:i/>
-          <w:spacing w:val="-8"/>
-          <w:w w:val="130"/>
-          <w:sz w:val="20"/>
+          <w:rFonts w:ascii="Times New Roman" w:eastAsiaTheme="minorEastAsia" w:hAnsi="Times New Roman" w:cs="Times New Roman"/>
+        </w:rPr>
+        <w:t xml:space="preserve"> e </w:t>
+      </w:r>
+      <m:oMath>
+        <m:sSub>
+          <m:sSubPr>
+            <m:ctrlPr>
+              <w:rPr>
+                <w:rFonts w:ascii="Cambria Math" w:hAnsi="Cambria Math" w:cs="Times New Roman"/>
+                <w:i/>
+              </w:rPr>
+            </m:ctrlPr>
+          </m:sSubPr>
+          <m:e>
+            <m:r>
+              <w:rPr>
+                <w:rFonts w:ascii="Cambria Math" w:hAnsi="Cambria Math" w:cs="Times New Roman"/>
+              </w:rPr>
+              <m:t>n</m:t>
+            </m:r>
+          </m:e>
+          <m:sub>
+            <m:r>
+              <w:rPr>
+                <w:rFonts w:ascii="Cambria Math" w:hAnsi="Cambria Math" w:cs="Times New Roman"/>
+              </w:rPr>
+              <m:t>c</m:t>
+            </m:r>
+          </m:sub>
+        </m:sSub>
+      </m:oMath>
+      <w:r>
+        <w:rPr>
+          <w:rFonts w:ascii="Times New Roman" w:eastAsiaTheme="minorEastAsia" w:hAnsi="Times New Roman" w:cs="Times New Roman"/>
         </w:rPr>
         <w:t xml:space="preserve"> </w:t>
       </w:r>
       <w:r>
         <w:rPr>
-          <w:rFonts w:ascii="Times New Roman" w:hAnsi="Times New Roman" w:cs="Times New Roman"/>
-        </w:rPr>
-        <w:t>é</w:t>
-      </w:r>
-      <w:r>
-        <w:rPr>
-          <w:rFonts w:ascii="Times New Roman" w:hAnsi="Times New Roman" w:cs="Times New Roman"/>
-        </w:rPr>
-        <w:t xml:space="preserve"> o total de indivíduo</w:t>
-      </w:r>
-      <w:r>
-        <w:rPr>
-          <w:rFonts w:ascii="Times New Roman" w:hAnsi="Times New Roman" w:cs="Times New Roman"/>
-        </w:rPr>
-        <w:t xml:space="preserve">s </w:t>
-      </w:r>
-      <w:r>
-        <w:rPr>
-          <w:rFonts w:ascii="Times New Roman" w:hAnsi="Times New Roman" w:cs="Times New Roman"/>
-        </w:rPr>
-        <w:t xml:space="preserve">na amostra pertencentes </w:t>
-      </w:r>
-      <w:r>
-        <w:rPr>
-          <w:rFonts w:ascii="Times New Roman" w:hAnsi="Times New Roman" w:cs="Times New Roman"/>
-        </w:rPr>
-        <w:t>à</w:t>
-      </w:r>
-      <w:r>
-        <w:rPr>
-          <w:rFonts w:ascii="Times New Roman" w:hAnsi="Times New Roman" w:cs="Times New Roman"/>
-        </w:rPr>
-        <w:t xml:space="preserve"> categoria </w:t>
-      </w:r>
-      <w:r>
-        <w:rPr>
-          <w:rFonts w:ascii="Times New Roman" w:hAnsi="Times New Roman" w:cs="Times New Roman"/>
-          <w:i/>
-          <w:iCs/>
-        </w:rPr>
-        <w:t>j</w:t>
-      </w:r>
-      <w:r>
-        <w:rPr>
-          <w:rFonts w:ascii="Times New Roman" w:hAnsi="Times New Roman" w:cs="Times New Roman"/>
-        </w:rPr>
-        <w:t>.</w:t>
+          <w:rFonts w:ascii="Times New Roman" w:eastAsiaTheme="minorEastAsia" w:hAnsi="Times New Roman" w:cs="Times New Roman"/>
+        </w:rPr>
+        <w:t>correspondam, de fato, a distribuições proporcionais entre as categorias consideradas.</w:t>
+      </w:r>
+    </w:p>
+    <w:p>
+      <w:pPr>
+        <w:spacing w:line="360" w:lineRule="auto"/>
+        <w:jc w:val="both"/>
+        <w:rPr>
+          <w:rFonts w:ascii="Times New Roman" w:eastAsiaTheme="minorEastAsia" w:hAnsi="Times New Roman" w:cs="Times New Roman"/>
+        </w:rPr>
+      </w:pPr>
+      <w:r>
+        <w:rPr>
+          <w:rFonts w:ascii="Times New Roman" w:eastAsiaTheme="minorEastAsia" w:hAnsi="Times New Roman" w:cs="Times New Roman"/>
+        </w:rPr>
+        <w:t>Por fim, os pesos são normalizados de forma que a soma total dos pesos seja equivalente ao tamanho da amostra, preservando assim a contagem efetiva de indivíduos:</w:t>
+      </w:r>
+    </w:p>
+    <w:p>
+      <w:pPr>
+        <w:spacing w:line="360" w:lineRule="auto"/>
+        <w:jc w:val="both"/>
+        <w:rPr>
+          <w:rFonts w:ascii="Times New Roman" w:eastAsiaTheme="minorEastAsia" w:hAnsi="Times New Roman" w:cs="Times New Roman"/>
+        </w:rPr>
+      </w:pPr>
+      <m:oMathPara>
+        <m:oMath>
+          <m:sSub>
+            <m:sSubPr>
+              <m:ctrlPr>
+                <w:rPr>
+                  <w:rFonts w:ascii="Cambria Math" w:hAnsi="Cambria Math" w:cs="Times New Roman"/>
+                </w:rPr>
+              </m:ctrlPr>
+            </m:sSubPr>
+            <m:e>
+              <m:r>
+                <m:rPr>
+                  <m:sty m:val="p"/>
+                </m:rPr>
+                <w:rPr>
+                  <w:rFonts w:ascii="Cambria Math" w:hAnsi="Cambria Math" w:cs="Times New Roman"/>
+                </w:rPr>
+                <m:t>w</m:t>
+              </m:r>
+            </m:e>
+            <m:sub>
+              <m:r>
+                <m:rPr>
+                  <m:sty m:val="p"/>
+                </m:rPr>
+                <w:rPr>
+                  <w:rFonts w:ascii="Cambria Math" w:hAnsi="Cambria Math" w:cs="Times New Roman"/>
+                </w:rPr>
+                <m:t>i</m:t>
+              </m:r>
+            </m:sub>
+          </m:sSub>
+          <m:r>
+            <w:rPr>
+              <w:rFonts w:ascii="Cambria Math" w:hAnsi="Cambria Math" w:cs="Times New Roman"/>
+            </w:rPr>
+            <m:t>=</m:t>
+          </m:r>
+          <m:f>
+            <m:fPr>
+              <m:ctrlPr>
+                <w:rPr>
+                  <w:rFonts w:ascii="Cambria Math" w:eastAsiaTheme="minorEastAsia" w:hAnsi="Cambria Math" w:cs="Times New Roman"/>
+                </w:rPr>
+              </m:ctrlPr>
+            </m:fPr>
+            <m:num>
+              <m:acc>
+                <m:accPr>
+                  <m:chr m:val="̃"/>
+                  <m:ctrlPr>
+                    <w:rPr>
+                      <w:rFonts w:ascii="Cambria Math" w:hAnsi="Cambria Math" w:cs="Times New Roman"/>
+                    </w:rPr>
+                  </m:ctrlPr>
+                </m:accPr>
+                <m:e>
+                  <m:sSub>
+                    <m:sSubPr>
+                      <m:ctrlPr>
+                        <w:rPr>
+                          <w:rFonts w:ascii="Cambria Math" w:hAnsi="Cambria Math" w:cs="Times New Roman"/>
+                          <w:i/>
+                        </w:rPr>
+                      </m:ctrlPr>
+                    </m:sSubPr>
+                    <m:e>
+                      <m:r>
+                        <w:rPr>
+                          <w:rFonts w:ascii="Cambria Math" w:hAnsi="Cambria Math" w:cs="Times New Roman"/>
+                        </w:rPr>
+                        <m:t>w</m:t>
+                      </m:r>
+                    </m:e>
+                    <m:sub>
+                      <m:r>
+                        <w:rPr>
+                          <w:rFonts w:ascii="Cambria Math" w:hAnsi="Cambria Math" w:cs="Times New Roman"/>
+                        </w:rPr>
+                        <m:t>i</m:t>
+                      </m:r>
+                    </m:sub>
+                  </m:sSub>
+                </m:e>
+              </m:acc>
+              <m:ctrlPr>
+                <w:rPr>
+                  <w:rFonts w:ascii="Cambria Math" w:eastAsiaTheme="minorEastAsia" w:hAnsi="Cambria Math" w:cs="Times New Roman"/>
+                  <w:i/>
+                </w:rPr>
+              </m:ctrlPr>
+            </m:num>
+            <m:den>
+              <m:r>
+                <m:rPr>
+                  <m:sty m:val="p"/>
+                </m:rPr>
+                <w:rPr>
+                  <w:rFonts w:ascii="Cambria Math" w:eastAsiaTheme="minorEastAsia" w:hAnsi="Cambria Math" w:cs="Times New Roman"/>
+                </w:rPr>
+                <m:t>q</m:t>
+              </m:r>
+              <m:ctrlPr>
+                <w:rPr>
+                  <w:rFonts w:ascii="Cambria Math" w:eastAsiaTheme="minorEastAsia" w:hAnsi="Cambria Math" w:cs="Times New Roman"/>
+                  <w:i/>
+                </w:rPr>
+              </m:ctrlPr>
+            </m:den>
+          </m:f>
+        </m:oMath>
+      </m:oMathPara>
+    </w:p>
+    <w:p>
+      <w:pPr>
+        <w:spacing w:line="360" w:lineRule="auto"/>
+        <w:jc w:val="both"/>
+        <w:rPr>
+          <w:rFonts w:ascii="Times New Roman" w:hAnsi="Times New Roman" w:cs="Times New Roman"/>
+        </w:rPr>
+      </w:pPr>
+      <w:r>
+        <w:rPr>
+          <w:rFonts w:ascii="Times New Roman" w:hAnsi="Times New Roman" w:cs="Times New Roman"/>
+        </w:rPr>
+        <w:t>A normalização final garante que a soma total dos pesos seja igual ao tamanho da amostra (</w:t>
+      </w:r>
+      <m:oMath>
+        <m:nary>
+          <m:naryPr>
+            <m:chr m:val="∑"/>
+            <m:supHide m:val="1"/>
+            <m:ctrlPr>
+              <w:rPr>
+                <w:rFonts w:ascii="Cambria Math" w:hAnsi="Cambria Math" w:cs="Times New Roman"/>
+              </w:rPr>
+            </m:ctrlPr>
+          </m:naryPr>
+          <m:sub>
+            <m:r>
+              <w:rPr>
+                <w:rFonts w:ascii="Cambria Math" w:hAnsi="Cambria Math" w:cs="Times New Roman"/>
+              </w:rPr>
+              <m:t>i</m:t>
+            </m:r>
+            <m:ctrlPr>
+              <w:rPr>
+                <w:rFonts w:ascii="Cambria Math" w:hAnsi="Cambria Math" w:cs="Times New Roman"/>
+                <w:i/>
+              </w:rPr>
+            </m:ctrlPr>
+          </m:sub>
+          <m:sup>
+            <m:ctrlPr>
+              <w:rPr>
+                <w:rFonts w:ascii="Cambria Math" w:hAnsi="Cambria Math" w:cs="Times New Roman"/>
+                <w:i/>
+              </w:rPr>
+            </m:ctrlPr>
+          </m:sup>
+          <m:e>
+            <m:sSub>
+              <m:sSubPr>
+                <m:ctrlPr>
+                  <w:rPr>
+                    <w:rFonts w:ascii="Cambria Math" w:hAnsi="Cambria Math" w:cs="Times New Roman"/>
+                    <w:i/>
+                  </w:rPr>
+                </m:ctrlPr>
+              </m:sSubPr>
+              <m:e>
+                <m:r>
+                  <w:rPr>
+                    <w:rFonts w:ascii="Cambria Math" w:hAnsi="Cambria Math" w:cs="Times New Roman"/>
+                  </w:rPr>
+                  <m:t>w</m:t>
+                </m:r>
+              </m:e>
+              <m:sub>
+                <m:r>
+                  <w:rPr>
+                    <w:rFonts w:ascii="Cambria Math" w:hAnsi="Cambria Math" w:cs="Times New Roman"/>
+                  </w:rPr>
+                  <m:t>i</m:t>
+                </m:r>
+              </m:sub>
+            </m:sSub>
+            <m:ctrlPr>
+              <w:rPr>
+                <w:rFonts w:ascii="Cambria Math" w:hAnsi="Cambria Math" w:cs="Times New Roman"/>
+                <w:i/>
+              </w:rPr>
+            </m:ctrlPr>
+          </m:e>
+        </m:nary>
+        <m:r>
+          <w:rPr>
+            <w:rFonts w:ascii="Cambria Math" w:hAnsi="Cambria Math" w:cs="Times New Roman"/>
+          </w:rPr>
+          <m:t>=N</m:t>
+        </m:r>
+      </m:oMath>
+      <w:r>
+        <w:rPr>
+          <w:rFonts w:ascii="Times New Roman" w:hAnsi="Times New Roman" w:cs="Times New Roman"/>
+        </w:rPr>
+        <w:t>), preservando a escala e facilitando a interpretação.</w:t>
+      </w:r>
+    </w:p>
+    <w:p>
+      <w:pPr>
+        <w:spacing w:line="360" w:lineRule="auto"/>
+        <w:jc w:val="both"/>
+        <w:rPr>
+          <w:rFonts w:ascii="Times New Roman" w:eastAsiaTheme="minorEastAsia" w:hAnsi="Times New Roman" w:cs="Times New Roman"/>
+        </w:rPr>
+      </w:pPr>
+      <w:r>
+        <w:rPr>
+          <w:rFonts w:ascii="Times New Roman" w:eastAsiaTheme="minorEastAsia" w:hAnsi="Times New Roman" w:cs="Times New Roman"/>
+        </w:rPr>
+        <w:t xml:space="preserve">Em resumo, </w:t>
+      </w:r>
+      <m:oMath>
+        <m:sSub>
+          <m:sSubPr>
+            <m:ctrlPr>
+              <w:rPr>
+                <w:rFonts w:ascii="Cambria Math" w:hAnsi="Cambria Math" w:cs="Times New Roman"/>
+              </w:rPr>
+            </m:ctrlPr>
+          </m:sSubPr>
+          <m:e>
+            <m:r>
+              <w:rPr>
+                <w:rFonts w:ascii="Cambria Math" w:hAnsi="Cambria Math" w:cs="Times New Roman"/>
+              </w:rPr>
+              <m:t>w</m:t>
+            </m:r>
+          </m:e>
+          <m:sub>
+            <m:r>
+              <w:rPr>
+                <w:rFonts w:ascii="Cambria Math" w:hAnsi="Cambria Math" w:cs="Times New Roman"/>
+              </w:rPr>
+              <m:t>i</m:t>
+            </m:r>
+          </m:sub>
+        </m:sSub>
+        <m:r>
+          <w:rPr>
+            <w:rFonts w:ascii="Cambria Math" w:hAnsi="Cambria Math" w:cs="Times New Roman"/>
+          </w:rPr>
+          <m:t xml:space="preserve"> </m:t>
+        </m:r>
+      </m:oMath>
+      <w:r>
+        <w:rPr>
+          <w:rFonts w:ascii="Times New Roman" w:eastAsiaTheme="minorEastAsia" w:hAnsi="Times New Roman" w:cs="Times New Roman"/>
+        </w:rPr>
+        <w:t xml:space="preserve">pode ser visto como uma </w:t>
+      </w:r>
+      <w:r>
+        <w:rPr>
+          <w:rFonts w:ascii="Times New Roman" w:eastAsiaTheme="minorEastAsia" w:hAnsi="Times New Roman" w:cs="Times New Roman"/>
+          <w:b/>
+          <w:bCs/>
+        </w:rPr>
+        <w:t>medida de representatividade</w:t>
+      </w:r>
+      <w:r>
+        <w:rPr>
+          <w:rFonts w:ascii="Times New Roman" w:eastAsiaTheme="minorEastAsia" w:hAnsi="Times New Roman" w:cs="Times New Roman"/>
+        </w:rPr>
+        <w:t xml:space="preserve">: indivíduos de grupos </w:t>
+      </w:r>
+      <w:proofErr w:type="spellStart"/>
+      <w:r>
+        <w:rPr>
+          <w:rFonts w:ascii="Times New Roman" w:eastAsiaTheme="minorEastAsia" w:hAnsi="Times New Roman" w:cs="Times New Roman"/>
+        </w:rPr>
+        <w:t>sub-representados</w:t>
+      </w:r>
+      <w:proofErr w:type="spellEnd"/>
+      <w:r>
+        <w:rPr>
+          <w:rFonts w:ascii="Times New Roman" w:eastAsiaTheme="minorEastAsia" w:hAnsi="Times New Roman" w:cs="Times New Roman"/>
+        </w:rPr>
+        <w:t xml:space="preserve"> passam a “valer mais” na análise, enquanto os de grupos super-representados passam a “valer menos”.</w:t>
+      </w:r>
+    </w:p>
+    <w:p>
+      <w:pPr>
+        <w:spacing w:line="360" w:lineRule="auto"/>
+        <w:jc w:val="both"/>
+        <w:rPr>
+          <w:rFonts w:ascii="Times New Roman" w:hAnsi="Times New Roman" w:cs="Times New Roman"/>
+        </w:rPr>
+      </w:pPr>
+    </w:p>
+    <w:p>
+      <w:pPr>
+        <w:spacing w:line="360" w:lineRule="auto"/>
+        <w:jc w:val="both"/>
+        <w:rPr>
+          <w:rFonts w:ascii="Times New Roman" w:hAnsi="Times New Roman" w:cs="Times New Roman"/>
+          <w:u w:val="single"/>
+        </w:rPr>
+      </w:pPr>
+      <w:r>
+        <w:rPr>
+          <w:rFonts w:ascii="Times New Roman" w:hAnsi="Times New Roman" w:cs="Times New Roman"/>
+          <w:u w:val="single"/>
+        </w:rPr>
+        <w:t>Agregação e Índice de Ajuste</w:t>
       </w:r>
     </w:p>
     <w:p>
@@ -812,56 +1605,81 @@
         <w:rPr>
           <w:rFonts w:ascii="Times New Roman" w:hAnsi="Times New Roman" w:cs="Times New Roman"/>
         </w:rPr>
-        <w:lastRenderedPageBreak/>
-        <w:t>Ap</w:t>
-      </w:r>
-      <w:r>
-        <w:rPr>
-          <w:rFonts w:ascii="Times New Roman" w:hAnsi="Times New Roman" w:cs="Times New Roman"/>
-        </w:rPr>
-        <w:t>ó</w:t>
-      </w:r>
-      <w:r>
-        <w:rPr>
-          <w:rFonts w:ascii="Times New Roman" w:hAnsi="Times New Roman" w:cs="Times New Roman"/>
-        </w:rPr>
-        <w:t>s esse c</w:t>
-      </w:r>
-      <w:r>
-        <w:rPr>
-          <w:rFonts w:ascii="Times New Roman" w:hAnsi="Times New Roman" w:cs="Times New Roman"/>
-        </w:rPr>
-        <w:t>á</w:t>
-      </w:r>
-      <w:r>
-        <w:rPr>
-          <w:rFonts w:ascii="Times New Roman" w:hAnsi="Times New Roman" w:cs="Times New Roman"/>
-        </w:rPr>
-        <w:t>lculo, os pesos s</w:t>
-      </w:r>
-      <w:r>
-        <w:rPr>
-          <w:rFonts w:ascii="Times New Roman" w:hAnsi="Times New Roman" w:cs="Times New Roman"/>
-        </w:rPr>
-        <w:t>ã</w:t>
-      </w:r>
-      <w:r>
-        <w:rPr>
-          <w:rFonts w:ascii="Times New Roman" w:hAnsi="Times New Roman" w:cs="Times New Roman"/>
-        </w:rPr>
-        <w:t>o normalizados para garantir que a soma dos pesos seja igual ao tamanho da amostra, preservando assim a contagem total de indiv</w:t>
-      </w:r>
-      <w:r>
-        <w:rPr>
-          <w:rFonts w:ascii="Times New Roman" w:hAnsi="Times New Roman" w:cs="Times New Roman"/>
-        </w:rPr>
-        <w:t>í</w:t>
-      </w:r>
-      <w:r>
-        <w:rPr>
-          <w:rFonts w:ascii="Times New Roman" w:hAnsi="Times New Roman" w:cs="Times New Roman"/>
-        </w:rPr>
-        <w:t>duos:</w:t>
+        <w:t xml:space="preserve">Para avaliar a intensidade do ajuste aplicado à amostra, definimos um </w:t>
+      </w:r>
+      <w:r>
+        <w:rPr>
+          <w:rFonts w:ascii="Times New Roman" w:hAnsi="Times New Roman" w:cs="Times New Roman"/>
+          <w:b/>
+          <w:bCs/>
+        </w:rPr>
+        <w:t>índice de ajuste</w:t>
+      </w:r>
+      <w:r>
+        <w:rPr>
+          <w:rFonts w:ascii="Times New Roman" w:hAnsi="Times New Roman" w:cs="Times New Roman"/>
+        </w:rPr>
+        <w:t xml:space="preserve"> (</w:t>
+      </w:r>
+      <w:r>
+        <w:rPr>
+          <w:rFonts w:ascii="Times New Roman" w:hAnsi="Times New Roman" w:cs="Times New Roman"/>
+          <w:i/>
+          <w:iCs/>
+        </w:rPr>
+        <w:t>I</w:t>
+      </w:r>
+      <w:r>
+        <w:rPr>
+          <w:rFonts w:ascii="Times New Roman" w:hAnsi="Times New Roman" w:cs="Times New Roman"/>
+        </w:rPr>
+        <w:t>), que mensura o desvio médio absoluto dos pesos em relação ao valor de referência</w:t>
+      </w:r>
+      <w:r>
+        <w:rPr>
+          <w:rFonts w:ascii="Times New Roman" w:hAnsi="Times New Roman" w:cs="Times New Roman"/>
+        </w:rPr>
+        <w:t xml:space="preserve"> 1</w:t>
+      </w:r>
+      <w:r>
+        <w:rPr>
+          <w:rFonts w:ascii="Times New Roman" w:hAnsi="Times New Roman" w:cs="Times New Roman"/>
+        </w:rPr>
+        <w:t>. Esse valor de referência corresponde à situação ideal em que todos os indivíduos possuem peso unitário, isto é, quando a amostra já é perfeitamente representativa da população</w:t>
+      </w:r>
+      <w:r>
+        <w:rPr>
+          <w:rFonts w:ascii="Times New Roman" w:hAnsi="Times New Roman" w:cs="Times New Roman"/>
+        </w:rPr>
+        <w:t>.</w:t>
+      </w:r>
+    </w:p>
+    <w:p>
+      <w:pPr>
+        <w:spacing w:line="360" w:lineRule="auto"/>
+        <w:ind w:firstLine="708"/>
+        <w:jc w:val="both"/>
+        <w:rPr>
+          <w:rFonts w:ascii="Times New Roman" w:hAnsi="Times New Roman" w:cs="Times New Roman"/>
+        </w:rPr>
+      </w:pPr>
+      <w:r>
+        <w:rPr>
+          <w:rFonts w:ascii="Times New Roman" w:hAnsi="Times New Roman" w:cs="Times New Roman"/>
+        </w:rPr>
+        <w:t>Formalmente, o índice pode ser expresso como</w:t>
+      </w:r>
+      <w:r>
+        <w:rPr>
+          <w:rFonts w:ascii="Times New Roman" w:hAnsi="Times New Roman" w:cs="Times New Roman"/>
+        </w:rPr>
+        <w:t>:</w:t>
+      </w:r>
+      <w:r>
+        <w:rPr>
+          <w:rFonts w:ascii="Times New Roman" w:hAnsi="Times New Roman" w:cs="Times New Roman"/>
+        </w:rPr>
+        <w:t xml:space="preserve"> </w:t>
       </w:r>
     </w:p>
     <w:p>
@@ -870,121 +1688,245 @@
         <w:ind w:firstLine="708"/>
         <w:jc w:val="center"/>
         <w:rPr>
-          <w:rFonts w:ascii="Times New Roman" w:hAnsi="Times New Roman" w:cs="Times New Roman"/>
-        </w:rPr>
-      </w:pPr>
-      <w:r>
-        <w:rPr>
-          <w:rFonts w:ascii="Times New Roman" w:hAnsi="Times New Roman" w:cs="Times New Roman"/>
-          <w:noProof/>
-        </w:rPr>
-        <w:drawing>
-          <wp:inline distT="0" distB="0" distL="0" distR="0" wp14:anchorId="32D329AD" wp14:editId="364A9BC2">
-            <wp:extent cx="1576461" cy="955343"/>
-            <wp:effectExtent l="0" t="0" r="0" b="0"/>
-            <wp:docPr id="1319505237" name="Imagem 2" descr="Uma imagem contendo Texto&#10;&#10;Descrição gerada automaticamente"/>
-            <wp:cNvGraphicFramePr>
-              <a:graphicFrameLocks xmlns:a="http://schemas.openxmlformats.org/drawingml/2006/main" noChangeAspect="1"/>
-            </wp:cNvGraphicFramePr>
-            <a:graphic xmlns:a="http://schemas.openxmlformats.org/drawingml/2006/main">
-              <a:graphicData uri="http://schemas.openxmlformats.org/drawingml/2006/picture">
-                <pic:pic xmlns:pic="http://schemas.openxmlformats.org/drawingml/2006/picture">
-                  <pic:nvPicPr>
-                    <pic:cNvPr id="1319505237" name="Imagem 2" descr="Uma imagem contendo Texto&#10;&#10;Descrição gerada automaticamente"/>
-                    <pic:cNvPicPr/>
-                  </pic:nvPicPr>
-                  <pic:blipFill>
-                    <a:blip r:embed="rId7" cstate="print">
-                      <a:extLst>
-                        <a:ext uri="{28A0092B-C50C-407E-A947-70E740481C1C}">
-                          <a14:useLocalDpi xmlns:a14="http://schemas.microsoft.com/office/drawing/2010/main" val="0"/>
-                        </a:ext>
-                      </a:extLst>
-                    </a:blip>
-                    <a:stretch>
-                      <a:fillRect/>
-                    </a:stretch>
-                  </pic:blipFill>
-                  <pic:spPr>
-                    <a:xfrm>
-                      <a:off x="0" y="0"/>
-                      <a:ext cx="1597103" cy="967852"/>
-                    </a:xfrm>
-                    <a:prstGeom prst="rect">
-                      <a:avLst/>
-                    </a:prstGeom>
-                  </pic:spPr>
-                </pic:pic>
-              </a:graphicData>
-            </a:graphic>
-          </wp:inline>
-        </w:drawing>
-      </w:r>
-    </w:p>
-    <w:p>
-      <w:pPr>
-        <w:spacing w:line="360" w:lineRule="auto"/>
-        <w:jc w:val="both"/>
-        <w:rPr>
-          <w:rFonts w:ascii="Times New Roman" w:hAnsi="Times New Roman" w:cs="Times New Roman"/>
-        </w:rPr>
-      </w:pPr>
-      <w:r>
-        <w:rPr>
-          <w:rFonts w:ascii="Times New Roman" w:hAnsi="Times New Roman" w:cs="Times New Roman"/>
-        </w:rPr>
-        <w:t xml:space="preserve">onde </w:t>
-      </w:r>
-      <w:r>
-        <w:rPr>
-          <w:rFonts w:ascii="Times New Roman" w:hAnsi="Times New Roman" w:cs="Times New Roman"/>
-          <w:i/>
-          <w:iCs/>
-        </w:rPr>
-        <w:t>n</w:t>
-      </w:r>
-      <w:r>
-        <w:rPr>
-          <w:rFonts w:ascii="Times New Roman" w:hAnsi="Times New Roman" w:cs="Times New Roman"/>
-        </w:rPr>
-        <w:t xml:space="preserve"> </w:t>
-      </w:r>
-      <w:r>
-        <w:rPr>
-          <w:rFonts w:ascii="Times New Roman" w:hAnsi="Times New Roman" w:cs="Times New Roman"/>
-        </w:rPr>
-        <w:t>é</w:t>
-      </w:r>
-      <w:r>
-        <w:rPr>
-          <w:rFonts w:ascii="Times New Roman" w:hAnsi="Times New Roman" w:cs="Times New Roman"/>
-        </w:rPr>
-        <w:t xml:space="preserve"> o n</w:t>
-      </w:r>
-      <w:r>
-        <w:rPr>
-          <w:rFonts w:ascii="Times New Roman" w:hAnsi="Times New Roman" w:cs="Times New Roman"/>
-        </w:rPr>
-        <w:t>ú</w:t>
-      </w:r>
-      <w:r>
-        <w:rPr>
-          <w:rFonts w:ascii="Times New Roman" w:hAnsi="Times New Roman" w:cs="Times New Roman"/>
-        </w:rPr>
-        <w:t>mero total de indiv</w:t>
-      </w:r>
-      <w:r>
-        <w:rPr>
-          <w:rFonts w:ascii="Times New Roman" w:hAnsi="Times New Roman" w:cs="Times New Roman"/>
-        </w:rPr>
-        <w:t>í</w:t>
-      </w:r>
-      <w:r>
-        <w:rPr>
-          <w:rFonts w:ascii="Times New Roman" w:hAnsi="Times New Roman" w:cs="Times New Roman"/>
-        </w:rPr>
-        <w:t>duos na amostra.</w:t>
-      </w:r>
+          <w:rFonts w:ascii="Times New Roman" w:eastAsiaTheme="minorEastAsia" w:hAnsi="Times New Roman" w:cs="Times New Roman"/>
+        </w:rPr>
+      </w:pPr>
+      <m:oMathPara>
+        <m:oMath>
+          <m:r>
+            <w:rPr>
+              <w:rFonts w:ascii="Cambria Math" w:hAnsi="Cambria Math" w:cs="Times New Roman"/>
+            </w:rPr>
+            <m:t>I=</m:t>
+          </m:r>
+          <m:r>
+            <w:rPr>
+              <w:rFonts w:ascii="Cambria Math" w:hAnsi="Cambria Math" w:cs="Times New Roman"/>
+            </w:rPr>
+            <m:t>1-</m:t>
+          </m:r>
+          <m:f>
+            <m:fPr>
+              <m:ctrlPr>
+                <w:rPr>
+                  <w:rFonts w:ascii="Cambria Math" w:hAnsi="Cambria Math" w:cs="Times New Roman"/>
+                </w:rPr>
+              </m:ctrlPr>
+            </m:fPr>
+            <m:num>
+              <m:r>
+                <w:rPr>
+                  <w:rFonts w:ascii="Cambria Math" w:hAnsi="Cambria Math" w:cs="Times New Roman"/>
+                </w:rPr>
+                <m:t>1</m:t>
+              </m:r>
+              <m:ctrlPr>
+                <w:rPr>
+                  <w:rFonts w:ascii="Cambria Math" w:hAnsi="Cambria Math" w:cs="Times New Roman"/>
+                  <w:i/>
+                </w:rPr>
+              </m:ctrlPr>
+            </m:num>
+            <m:den>
+              <m:r>
+                <w:rPr>
+                  <w:rFonts w:ascii="Cambria Math" w:hAnsi="Cambria Math" w:cs="Times New Roman"/>
+                </w:rPr>
+                <m:t>2(</m:t>
+              </m:r>
+              <m:r>
+                <w:rPr>
+                  <w:rFonts w:ascii="Cambria Math" w:hAnsi="Cambria Math" w:cs="Times New Roman"/>
+                </w:rPr>
+                <m:t>N</m:t>
+              </m:r>
+              <m:r>
+                <w:rPr>
+                  <w:rFonts w:ascii="Cambria Math" w:hAnsi="Cambria Math" w:cs="Times New Roman"/>
+                </w:rPr>
+                <m:t xml:space="preserve"> - 1)</m:t>
+              </m:r>
+              <m:ctrlPr>
+                <w:rPr>
+                  <w:rFonts w:ascii="Cambria Math" w:hAnsi="Cambria Math" w:cs="Times New Roman"/>
+                  <w:i/>
+                </w:rPr>
+              </m:ctrlPr>
+            </m:den>
+          </m:f>
+          <m:nary>
+            <m:naryPr>
+              <m:chr m:val="∑"/>
+              <m:ctrlPr>
+                <w:rPr>
+                  <w:rFonts w:ascii="Cambria Math" w:hAnsi="Cambria Math" w:cs="Times New Roman"/>
+                </w:rPr>
+              </m:ctrlPr>
+            </m:naryPr>
+            <m:sub>
+              <m:r>
+                <w:rPr>
+                  <w:rFonts w:ascii="Cambria Math" w:hAnsi="Cambria Math" w:cs="Times New Roman"/>
+                </w:rPr>
+                <m:t>i=1</m:t>
+              </m:r>
+              <m:ctrlPr>
+                <w:rPr>
+                  <w:rFonts w:ascii="Cambria Math" w:hAnsi="Cambria Math" w:cs="Times New Roman"/>
+                  <w:i/>
+                </w:rPr>
+              </m:ctrlPr>
+            </m:sub>
+            <m:sup>
+              <m:r>
+                <w:rPr>
+                  <w:rFonts w:ascii="Cambria Math" w:hAnsi="Cambria Math" w:cs="Times New Roman"/>
+                </w:rPr>
+                <m:t>N</m:t>
+              </m:r>
+              <m:ctrlPr>
+                <w:rPr>
+                  <w:rFonts w:ascii="Cambria Math" w:hAnsi="Cambria Math" w:cs="Times New Roman"/>
+                  <w:i/>
+                </w:rPr>
+              </m:ctrlPr>
+            </m:sup>
+            <m:e>
+              <m:d>
+                <m:dPr>
+                  <m:begChr m:val="|"/>
+                  <m:endChr m:val="|"/>
+                  <m:ctrlPr>
+                    <w:rPr>
+                      <w:rFonts w:ascii="Cambria Math" w:hAnsi="Cambria Math" w:cs="Times New Roman"/>
+                      <w:i/>
+                    </w:rPr>
+                  </m:ctrlPr>
+                </m:dPr>
+                <m:e>
+                  <m:sSub>
+                    <m:sSubPr>
+                      <m:ctrlPr>
+                        <w:rPr>
+                          <w:rFonts w:ascii="Cambria Math" w:hAnsi="Cambria Math" w:cs="Times New Roman"/>
+                          <w:i/>
+                        </w:rPr>
+                      </m:ctrlPr>
+                    </m:sSubPr>
+                    <m:e>
+                      <m:r>
+                        <w:rPr>
+                          <w:rFonts w:ascii="Cambria Math" w:hAnsi="Cambria Math" w:cs="Times New Roman"/>
+                        </w:rPr>
+                        <m:t>w</m:t>
+                      </m:r>
+                    </m:e>
+                    <m:sub>
+                      <m:r>
+                        <w:rPr>
+                          <w:rFonts w:ascii="Cambria Math" w:hAnsi="Cambria Math" w:cs="Times New Roman"/>
+                        </w:rPr>
+                        <m:t>i</m:t>
+                      </m:r>
+                    </m:sub>
+                  </m:sSub>
+                  <m:r>
+                    <w:rPr>
+                      <w:rFonts w:ascii="Cambria Math" w:hAnsi="Cambria Math" w:cs="Times New Roman"/>
+                    </w:rPr>
+                    <m:t>-1</m:t>
+                  </m:r>
+                </m:e>
+              </m:d>
+              <m:ctrlPr>
+                <w:rPr>
+                  <w:rFonts w:ascii="Cambria Math" w:hAnsi="Cambria Math" w:cs="Times New Roman"/>
+                  <w:i/>
+                </w:rPr>
+              </m:ctrlPr>
+            </m:e>
+          </m:nary>
+          <m:r>
+            <w:rPr>
+              <w:rFonts w:ascii="Cambria Math" w:hAnsi="Cambria Math" w:cs="Times New Roman"/>
+            </w:rPr>
+            <m:t xml:space="preserve">,  </m:t>
+          </m:r>
+          <m:nary>
+            <m:naryPr>
+              <m:chr m:val="∑"/>
+              <m:supHide m:val="1"/>
+              <m:ctrlPr>
+                <w:rPr>
+                  <w:rFonts w:ascii="Cambria Math" w:hAnsi="Cambria Math" w:cs="Times New Roman"/>
+                </w:rPr>
+              </m:ctrlPr>
+            </m:naryPr>
+            <m:sub>
+              <m:r>
+                <w:rPr>
+                  <w:rFonts w:ascii="Cambria Math" w:hAnsi="Cambria Math" w:cs="Times New Roman"/>
+                </w:rPr>
+                <m:t>i</m:t>
+              </m:r>
+              <m:ctrlPr>
+                <w:rPr>
+                  <w:rFonts w:ascii="Cambria Math" w:hAnsi="Cambria Math" w:cs="Times New Roman"/>
+                  <w:i/>
+                </w:rPr>
+              </m:ctrlPr>
+            </m:sub>
+            <m:sup>
+              <m:ctrlPr>
+                <w:rPr>
+                  <w:rFonts w:ascii="Cambria Math" w:hAnsi="Cambria Math" w:cs="Times New Roman"/>
+                  <w:i/>
+                </w:rPr>
+              </m:ctrlPr>
+            </m:sup>
+            <m:e>
+              <m:sSub>
+                <m:sSubPr>
+                  <m:ctrlPr>
+                    <w:rPr>
+                      <w:rFonts w:ascii="Cambria Math" w:hAnsi="Cambria Math" w:cs="Times New Roman"/>
+                      <w:i/>
+                    </w:rPr>
+                  </m:ctrlPr>
+                </m:sSubPr>
+                <m:e>
+                  <m:r>
+                    <w:rPr>
+                      <w:rFonts w:ascii="Cambria Math" w:hAnsi="Cambria Math" w:cs="Times New Roman"/>
+                    </w:rPr>
+                    <m:t>w</m:t>
+                  </m:r>
+                </m:e>
+                <m:sub>
+                  <m:r>
+                    <w:rPr>
+                      <w:rFonts w:ascii="Cambria Math" w:hAnsi="Cambria Math" w:cs="Times New Roman"/>
+                    </w:rPr>
+                    <m:t>i</m:t>
+                  </m:r>
+                </m:sub>
+              </m:sSub>
+              <m:ctrlPr>
+                <w:rPr>
+                  <w:rFonts w:ascii="Cambria Math" w:hAnsi="Cambria Math" w:cs="Times New Roman"/>
+                  <w:i/>
+                </w:rPr>
+              </m:ctrlPr>
+            </m:e>
+          </m:nary>
+          <m:r>
+            <w:rPr>
+              <w:rFonts w:ascii="Cambria Math" w:hAnsi="Cambria Math" w:cs="Times New Roman"/>
+            </w:rPr>
+            <m:t>=N</m:t>
+          </m:r>
+        </m:oMath>
+      </m:oMathPara>
     </w:p>
     <w:p>
       <w:pPr>
@@ -995,50 +1937,73 @@
           <w:rFonts w:ascii="Times New Roman" w:hAnsi="Times New Roman" w:cs="Times New Roman"/>
         </w:rPr>
       </w:pPr>
-    </w:p>
-    <w:p>
-      <w:pPr>
-        <w:spacing w:line="360" w:lineRule="auto"/>
-        <w:jc w:val="both"/>
-        <w:rPr>
-          <w:rFonts w:ascii="Times New Roman" w:hAnsi="Times New Roman" w:cs="Times New Roman"/>
-          <w:u w:val="single"/>
-        </w:rPr>
-      </w:pPr>
-      <w:r>
-        <w:rPr>
-          <w:rFonts w:ascii="Times New Roman" w:hAnsi="Times New Roman" w:cs="Times New Roman"/>
-          <w:u w:val="single"/>
-        </w:rPr>
-        <w:t>Agrega</w:t>
-      </w:r>
-      <w:r>
-        <w:rPr>
-          <w:rFonts w:ascii="Times New Roman" w:hAnsi="Times New Roman" w:cs="Times New Roman"/>
-          <w:u w:val="single"/>
-        </w:rPr>
-        <w:t>ção</w:t>
-      </w:r>
-      <w:r>
-        <w:rPr>
-          <w:rFonts w:ascii="Times New Roman" w:hAnsi="Times New Roman" w:cs="Times New Roman"/>
-          <w:u w:val="single"/>
-        </w:rPr>
-        <w:t xml:space="preserve"> e </w:t>
-      </w:r>
-      <w:r>
-        <w:rPr>
-          <w:rFonts w:ascii="Times New Roman" w:hAnsi="Times New Roman" w:cs="Times New Roman"/>
-          <w:u w:val="single"/>
-        </w:rPr>
-        <w:t>Í</w:t>
-      </w:r>
-      <w:r>
-        <w:rPr>
-          <w:rFonts w:ascii="Times New Roman" w:hAnsi="Times New Roman" w:cs="Times New Roman"/>
-          <w:u w:val="single"/>
-        </w:rPr>
-        <w:t>ndice de Ajuste</w:t>
+      <w:r>
+        <w:rPr>
+          <w:rFonts w:ascii="Times New Roman" w:hAnsi="Times New Roman" w:cs="Times New Roman"/>
+        </w:rPr>
+        <w:t xml:space="preserve">onde </w:t>
+      </w:r>
+      <w:r>
+        <w:rPr>
+          <w:rFonts w:ascii="Times New Roman" w:hAnsi="Times New Roman" w:cs="Times New Roman"/>
+          <w:i/>
+          <w:iCs/>
+        </w:rPr>
+        <w:t>N</w:t>
+      </w:r>
+      <w:r>
+        <w:rPr>
+          <w:rFonts w:ascii="Times New Roman" w:hAnsi="Times New Roman" w:cs="Times New Roman"/>
+        </w:rPr>
+        <w:t xml:space="preserve"> é o tamanho da amostra e </w:t>
+      </w:r>
+      <m:oMath>
+        <m:sSub>
+          <m:sSubPr>
+            <m:ctrlPr>
+              <w:rPr>
+                <w:rFonts w:ascii="Cambria Math" w:hAnsi="Cambria Math" w:cs="Times New Roman"/>
+                <w:i/>
+              </w:rPr>
+            </m:ctrlPr>
+          </m:sSubPr>
+          <m:e>
+            <m:r>
+              <w:rPr>
+                <w:rFonts w:ascii="Cambria Math" w:hAnsi="Cambria Math" w:cs="Times New Roman"/>
+              </w:rPr>
+              <m:t>w</m:t>
+            </m:r>
+          </m:e>
+          <m:sub>
+            <m:r>
+              <w:rPr>
+                <w:rFonts w:ascii="Cambria Math" w:hAnsi="Cambria Math" w:cs="Times New Roman"/>
+              </w:rPr>
+              <m:t>i</m:t>
+            </m:r>
+          </m:sub>
+        </m:sSub>
+      </m:oMath>
+      <w:r>
+        <w:rPr>
+          <w:rFonts w:ascii="Times New Roman" w:hAnsi="Times New Roman" w:cs="Times New Roman"/>
+        </w:rPr>
+        <w:t xml:space="preserve">​ o peso atribuído ao indivíduo </w:t>
+      </w:r>
+      <w:r>
+        <w:rPr>
+          <w:rFonts w:ascii="Times New Roman" w:hAnsi="Times New Roman" w:cs="Times New Roman"/>
+          <w:i/>
+          <w:iCs/>
+        </w:rPr>
+        <w:t>i</w:t>
+      </w:r>
+      <w:r>
+        <w:rPr>
+          <w:rFonts w:ascii="Times New Roman" w:hAnsi="Times New Roman" w:cs="Times New Roman"/>
+        </w:rPr>
+        <w:t>.</w:t>
       </w:r>
     </w:p>
     <w:p>
@@ -1054,142 +2019,118 @@
         <w:rPr>
           <w:rFonts w:ascii="Times New Roman" w:hAnsi="Times New Roman" w:cs="Times New Roman"/>
         </w:rPr>
-        <w:t xml:space="preserve">Para quantificar o ajuste aplicado </w:t>
-      </w:r>
-      <w:r>
-        <w:rPr>
-          <w:rFonts w:ascii="Times New Roman" w:hAnsi="Times New Roman" w:cs="Times New Roman"/>
-        </w:rPr>
-        <w:t>à</w:t>
-      </w:r>
-      <w:r>
-        <w:rPr>
-          <w:rFonts w:ascii="Times New Roman" w:hAnsi="Times New Roman" w:cs="Times New Roman"/>
-        </w:rPr>
-        <w:t xml:space="preserve"> amostra, definimos um</w:t>
-      </w:r>
-      <w:r>
-        <w:rPr>
-          <w:rFonts w:ascii="Times New Roman" w:hAnsi="Times New Roman" w:cs="Times New Roman"/>
-        </w:rPr>
-        <w:t xml:space="preserve"> í</w:t>
-      </w:r>
-      <w:r>
-        <w:rPr>
-          <w:rFonts w:ascii="Times New Roman" w:hAnsi="Times New Roman" w:cs="Times New Roman"/>
-        </w:rPr>
-        <w:t>ndice que mede o desvio m</w:t>
-      </w:r>
-      <w:r>
-        <w:rPr>
-          <w:rFonts w:ascii="Times New Roman" w:hAnsi="Times New Roman" w:cs="Times New Roman"/>
-        </w:rPr>
-        <w:t>é</w:t>
-      </w:r>
-      <w:r>
-        <w:rPr>
-          <w:rFonts w:ascii="Times New Roman" w:hAnsi="Times New Roman" w:cs="Times New Roman"/>
-        </w:rPr>
-        <w:t>dio absoluto dos pesos em rela</w:t>
-      </w:r>
-      <w:r>
-        <w:rPr>
-          <w:rFonts w:ascii="Times New Roman" w:hAnsi="Times New Roman" w:cs="Times New Roman"/>
-        </w:rPr>
-        <w:t>çã</w:t>
-      </w:r>
-      <w:r>
-        <w:rPr>
-          <w:rFonts w:ascii="Times New Roman" w:hAnsi="Times New Roman" w:cs="Times New Roman"/>
-        </w:rPr>
-        <w:t xml:space="preserve">o ao valor original de 1. Esse </w:t>
-      </w:r>
-      <w:r>
-        <w:rPr>
-          <w:rFonts w:ascii="Times New Roman" w:hAnsi="Times New Roman" w:cs="Times New Roman"/>
-        </w:rPr>
-        <w:t>í</w:t>
-      </w:r>
-      <w:r>
-        <w:rPr>
-          <w:rFonts w:ascii="Times New Roman" w:hAnsi="Times New Roman" w:cs="Times New Roman"/>
-        </w:rPr>
-        <w:t xml:space="preserve">ndice </w:t>
-      </w:r>
-      <w:r>
-        <w:rPr>
-          <w:rFonts w:ascii="Times New Roman" w:hAnsi="Times New Roman" w:cs="Times New Roman"/>
-        </w:rPr>
-        <w:t xml:space="preserve">é </w:t>
-      </w:r>
-      <w:r>
-        <w:rPr>
-          <w:rFonts w:ascii="Times New Roman" w:hAnsi="Times New Roman" w:cs="Times New Roman"/>
-        </w:rPr>
-        <w:t>dado por:</w:t>
-      </w:r>
-      <w:r>
-        <w:rPr>
-          <w:rFonts w:ascii="Times New Roman" w:hAnsi="Times New Roman" w:cs="Times New Roman"/>
-        </w:rPr>
-        <w:t xml:space="preserve"> </w:t>
-      </w:r>
-    </w:p>
-    <w:p>
-      <w:pPr>
+        <w:t>Esse índice</w:t>
+      </w:r>
+      <w:r>
+        <w:rPr>
+          <w:rFonts w:ascii="Times New Roman" w:hAnsi="Times New Roman" w:cs="Times New Roman"/>
+        </w:rPr>
+        <w:t>, obedecida a restrição</w:t>
+      </w:r>
+      <w:r>
+        <w:rPr>
+          <w:rStyle w:val="Refdenotaderodap"/>
+          <w:rFonts w:ascii="Times New Roman" w:hAnsi="Times New Roman" w:cs="Times New Roman"/>
+        </w:rPr>
+        <w:footnoteReference w:id="1"/>
+      </w:r>
+      <w:r>
+        <w:rPr>
+          <w:rFonts w:ascii="Times New Roman" w:hAnsi="Times New Roman" w:cs="Times New Roman"/>
+        </w:rPr>
+        <w:t>,</w:t>
+      </w:r>
+      <w:r>
+        <w:rPr>
+          <w:rFonts w:ascii="Times New Roman" w:hAnsi="Times New Roman" w:cs="Times New Roman"/>
+        </w:rPr>
+        <w:t xml:space="preserve"> assume valores no intervalo [0,</w:t>
+      </w:r>
+      <w:r>
+        <w:rPr>
+          <w:rFonts w:ascii="Times New Roman" w:hAnsi="Times New Roman" w:cs="Times New Roman"/>
+        </w:rPr>
+        <w:t>1]</w:t>
+      </w:r>
+      <w:r>
+        <w:rPr>
+          <w:rFonts w:ascii="Times New Roman" w:hAnsi="Times New Roman" w:cs="Times New Roman"/>
+        </w:rPr>
+        <w:t xml:space="preserve">, sendo </w:t>
+      </w:r>
+      <w:r>
+        <w:t>que</w:t>
+      </w:r>
+      <w:r>
+        <w:rPr>
+          <w:rFonts w:ascii="Times New Roman" w:hAnsi="Times New Roman" w:cs="Times New Roman"/>
+        </w:rPr>
+        <w:t xml:space="preserve"> o limite superior é determinado pelo grau de desequilíbrio inicial entre as distribuições amostral e populacional. A interpretação é direta:</w:t>
+      </w:r>
+    </w:p>
+    <w:p>
+      <w:pPr>
+        <w:numPr>
+          <w:ilvl w:val="0"/>
+          <w:numId w:val="1"/>
+        </w:numPr>
         <w:spacing w:line="360" w:lineRule="auto"/>
-        <w:ind w:firstLine="708"/>
-        <w:jc w:val="center"/>
-        <w:rPr>
-          <w:rFonts w:ascii="Times New Roman" w:hAnsi="Times New Roman" w:cs="Times New Roman"/>
-        </w:rPr>
-      </w:pPr>
-      <w:r>
-        <w:rPr>
-          <w:rFonts w:ascii="Times New Roman" w:hAnsi="Times New Roman" w:cs="Times New Roman"/>
-          <w:noProof/>
-        </w:rPr>
-        <w:drawing>
-          <wp:inline distT="0" distB="0" distL="0" distR="0" wp14:anchorId="161A5B34" wp14:editId="1DB7FBFB">
-            <wp:extent cx="1644555" cy="692129"/>
-            <wp:effectExtent l="0" t="0" r="0" b="0"/>
-            <wp:docPr id="1311758217" name="Imagem 3" descr="Uma imagem contendo objeto, relógio&#10;&#10;Descrição gerada automaticamente"/>
-            <wp:cNvGraphicFramePr>
-              <a:graphicFrameLocks xmlns:a="http://schemas.openxmlformats.org/drawingml/2006/main" noChangeAspect="1"/>
-            </wp:cNvGraphicFramePr>
-            <a:graphic xmlns:a="http://schemas.openxmlformats.org/drawingml/2006/main">
-              <a:graphicData uri="http://schemas.openxmlformats.org/drawingml/2006/picture">
-                <pic:pic xmlns:pic="http://schemas.openxmlformats.org/drawingml/2006/picture">
-                  <pic:nvPicPr>
-                    <pic:cNvPr id="1311758217" name="Imagem 3" descr="Uma imagem contendo objeto, relógio&#10;&#10;Descrição gerada automaticamente"/>
-                    <pic:cNvPicPr/>
-                  </pic:nvPicPr>
-                  <pic:blipFill>
-                    <a:blip r:embed="rId8" cstate="print">
-                      <a:extLst>
-                        <a:ext uri="{28A0092B-C50C-407E-A947-70E740481C1C}">
-                          <a14:useLocalDpi xmlns:a14="http://schemas.microsoft.com/office/drawing/2010/main" val="0"/>
-                        </a:ext>
-                      </a:extLst>
-                    </a:blip>
-                    <a:stretch>
-                      <a:fillRect/>
-                    </a:stretch>
-                  </pic:blipFill>
-                  <pic:spPr>
-                    <a:xfrm>
-                      <a:off x="0" y="0"/>
-                      <a:ext cx="1686104" cy="709616"/>
-                    </a:xfrm>
-                    <a:prstGeom prst="rect">
-                      <a:avLst/>
-                    </a:prstGeom>
-                  </pic:spPr>
-                </pic:pic>
-              </a:graphicData>
-            </a:graphic>
-          </wp:inline>
-        </w:drawing>
+        <w:jc w:val="both"/>
+        <w:rPr>
+          <w:rFonts w:ascii="Times New Roman" w:hAnsi="Times New Roman" w:cs="Times New Roman"/>
+        </w:rPr>
+      </w:pPr>
+      <w:r>
+        <w:rPr>
+          <w:rFonts w:ascii="Times New Roman" w:hAnsi="Times New Roman" w:cs="Times New Roman"/>
+        </w:rPr>
+        <w:lastRenderedPageBreak/>
+        <w:t xml:space="preserve">Se </w:t>
+      </w:r>
+      <w:r>
+        <w:rPr>
+          <w:rFonts w:ascii="Times New Roman" w:hAnsi="Times New Roman" w:cs="Times New Roman"/>
+        </w:rPr>
+        <w:t>I=</w:t>
+      </w:r>
+      <w:r>
+        <w:rPr>
+          <w:rFonts w:ascii="Times New Roman" w:hAnsi="Times New Roman" w:cs="Times New Roman"/>
+        </w:rPr>
+        <w:t>0, a amostra já reproduz exatamente as proporções populacionais, de modo que não há necessidade de ajuste.</w:t>
+      </w:r>
+    </w:p>
+    <w:p>
+      <w:pPr>
+        <w:numPr>
+          <w:ilvl w:val="0"/>
+          <w:numId w:val="1"/>
+        </w:numPr>
+        <w:spacing w:line="360" w:lineRule="auto"/>
+        <w:jc w:val="both"/>
+        <w:rPr>
+          <w:rFonts w:ascii="Times New Roman" w:hAnsi="Times New Roman" w:cs="Times New Roman"/>
+        </w:rPr>
+      </w:pPr>
+      <w:r>
+        <w:rPr>
+          <w:rFonts w:ascii="Times New Roman" w:hAnsi="Times New Roman" w:cs="Times New Roman"/>
+        </w:rPr>
+        <w:t xml:space="preserve">Quanto maior o valor de </w:t>
+      </w:r>
+      <w:r>
+        <w:rPr>
+          <w:rFonts w:ascii="Times New Roman" w:hAnsi="Times New Roman" w:cs="Times New Roman"/>
+          <w:i/>
+          <w:iCs/>
+        </w:rPr>
+        <w:t>I</w:t>
+      </w:r>
+      <w:r>
+        <w:rPr>
+          <w:rFonts w:ascii="Times New Roman" w:hAnsi="Times New Roman" w:cs="Times New Roman"/>
+        </w:rPr>
+        <w:t>, maior é o desvio médio dos pesos em relação a 1, refletindo ajustes mais intensos para compensar discrepâncias entre amostra e população.</w:t>
       </w:r>
     </w:p>
     <w:p>
@@ -1198,274 +2139,16 @@
         <w:ind w:firstLine="708"/>
         <w:jc w:val="both"/>
         <w:rPr>
-          <w:rFonts w:ascii="Times New Roman" w:hAnsi="Times New Roman" w:cs="Times New Roman"/>
-        </w:rPr>
-      </w:pPr>
-      <w:r>
-        <w:rPr>
-          <w:rFonts w:ascii="Times New Roman" w:hAnsi="Times New Roman" w:cs="Times New Roman"/>
-        </w:rPr>
-        <w:t>Esse</w:t>
-      </w:r>
-      <w:r>
-        <w:rPr>
-          <w:rFonts w:ascii="Times New Roman" w:hAnsi="Times New Roman" w:cs="Times New Roman"/>
-        </w:rPr>
-        <w:t xml:space="preserve"> í</w:t>
-      </w:r>
-      <w:r>
-        <w:rPr>
-          <w:rFonts w:ascii="Times New Roman" w:hAnsi="Times New Roman" w:cs="Times New Roman"/>
-        </w:rPr>
-        <w:t>ndice assume valores entre 0 e um limite superior dependente do grau de desequil</w:t>
-      </w:r>
-      <w:r>
-        <w:rPr>
-          <w:rFonts w:ascii="Times New Roman" w:hAnsi="Times New Roman" w:cs="Times New Roman"/>
-        </w:rPr>
-        <w:t>í</w:t>
-      </w:r>
-      <w:r>
-        <w:rPr>
-          <w:rFonts w:ascii="Times New Roman" w:hAnsi="Times New Roman" w:cs="Times New Roman"/>
-        </w:rPr>
-        <w:t>brio da</w:t>
-      </w:r>
-      <w:r>
-        <w:rPr>
-          <w:rFonts w:ascii="Times New Roman" w:hAnsi="Times New Roman" w:cs="Times New Roman"/>
-        </w:rPr>
-        <w:t xml:space="preserve"> </w:t>
-      </w:r>
-      <w:r>
-        <w:rPr>
-          <w:rFonts w:ascii="Times New Roman" w:hAnsi="Times New Roman" w:cs="Times New Roman"/>
-        </w:rPr>
-        <w:t>amostra.</w:t>
-      </w:r>
-    </w:p>
-    <w:p>
-      <w:pPr>
-        <w:spacing w:line="360" w:lineRule="auto"/>
-        <w:ind w:firstLine="708"/>
-        <w:jc w:val="both"/>
-        <w:rPr>
-          <w:rFonts w:ascii="Times New Roman" w:hAnsi="Times New Roman" w:cs="Times New Roman"/>
-        </w:rPr>
-      </w:pPr>
-      <w:r>
-        <w:rPr>
-          <w:rFonts w:ascii="Times New Roman" w:hAnsi="Times New Roman" w:cs="Times New Roman"/>
-        </w:rPr>
-        <w:t xml:space="preserve">• Se </w:t>
-      </w:r>
-      <w:r>
-        <w:rPr>
-          <w:rFonts w:ascii="Times New Roman" w:hAnsi="Times New Roman" w:cs="Times New Roman"/>
-          <w:i/>
-          <w:iCs/>
-        </w:rPr>
-        <w:t>I</w:t>
-      </w:r>
-      <w:r>
-        <w:rPr>
-          <w:rFonts w:ascii="Times New Roman" w:hAnsi="Times New Roman" w:cs="Times New Roman"/>
-        </w:rPr>
-        <w:t xml:space="preserve"> = </w:t>
-      </w:r>
-      <w:r>
-        <w:rPr>
-          <w:rFonts w:ascii="Times New Roman" w:hAnsi="Times New Roman" w:cs="Times New Roman"/>
-        </w:rPr>
-        <w:t>0</w:t>
-      </w:r>
-      <w:r>
-        <w:rPr>
-          <w:rFonts w:ascii="Times New Roman" w:hAnsi="Times New Roman" w:cs="Times New Roman"/>
-        </w:rPr>
-        <w:t>, a amostra j</w:t>
-      </w:r>
-      <w:r>
-        <w:rPr>
-          <w:rFonts w:ascii="Times New Roman" w:hAnsi="Times New Roman" w:cs="Times New Roman"/>
-        </w:rPr>
-        <w:t>á</w:t>
-      </w:r>
-      <w:r>
-        <w:rPr>
-          <w:rFonts w:ascii="Times New Roman" w:hAnsi="Times New Roman" w:cs="Times New Roman"/>
-        </w:rPr>
-        <w:t xml:space="preserve"> reflete exatamente as propor</w:t>
-      </w:r>
-      <w:r>
-        <w:rPr>
-          <w:rFonts w:ascii="Times New Roman" w:hAnsi="Times New Roman" w:cs="Times New Roman"/>
-        </w:rPr>
-        <w:t>ções</w:t>
-      </w:r>
-      <w:r>
-        <w:rPr>
-          <w:rFonts w:ascii="Times New Roman" w:hAnsi="Times New Roman" w:cs="Times New Roman"/>
-        </w:rPr>
-        <w:t xml:space="preserve"> populacionais e nenhum ajuste foi necess</w:t>
-      </w:r>
-      <w:r>
-        <w:rPr>
-          <w:rFonts w:ascii="Times New Roman" w:hAnsi="Times New Roman" w:cs="Times New Roman"/>
-        </w:rPr>
-        <w:t>ário</w:t>
-      </w:r>
-      <w:r>
-        <w:rPr>
-          <w:rFonts w:ascii="Times New Roman" w:hAnsi="Times New Roman" w:cs="Times New Roman"/>
-        </w:rPr>
-        <w:t>.</w:t>
-      </w:r>
-    </w:p>
-    <w:p>
-      <w:pPr>
-        <w:spacing w:line="360" w:lineRule="auto"/>
-        <w:ind w:firstLine="708"/>
-        <w:jc w:val="both"/>
-        <w:rPr>
-          <w:rFonts w:ascii="Times New Roman" w:hAnsi="Times New Roman" w:cs="Times New Roman"/>
-        </w:rPr>
-      </w:pPr>
-      <w:r>
-        <w:rPr>
-          <w:rFonts w:ascii="Times New Roman" w:hAnsi="Times New Roman" w:cs="Times New Roman"/>
-        </w:rPr>
-        <w:t xml:space="preserve">• Quanto maior o valor de </w:t>
-      </w:r>
-      <w:r>
-        <w:rPr>
-          <w:rFonts w:ascii="Times New Roman" w:hAnsi="Times New Roman" w:cs="Times New Roman"/>
-          <w:i/>
-          <w:iCs/>
-        </w:rPr>
-        <w:t>I</w:t>
-      </w:r>
-      <w:r>
-        <w:rPr>
-          <w:rFonts w:ascii="Times New Roman" w:hAnsi="Times New Roman" w:cs="Times New Roman"/>
-        </w:rPr>
-        <w:t>, maior a diferen</w:t>
-      </w:r>
-      <w:r>
-        <w:rPr>
-          <w:rFonts w:ascii="Times New Roman" w:hAnsi="Times New Roman" w:cs="Times New Roman"/>
-        </w:rPr>
-        <w:t>ça</w:t>
-      </w:r>
-      <w:r>
-        <w:rPr>
-          <w:rFonts w:ascii="Times New Roman" w:hAnsi="Times New Roman" w:cs="Times New Roman"/>
-        </w:rPr>
-        <w:t xml:space="preserve"> m</w:t>
-      </w:r>
-      <w:r>
-        <w:rPr>
-          <w:rFonts w:ascii="Times New Roman" w:hAnsi="Times New Roman" w:cs="Times New Roman"/>
-        </w:rPr>
-        <w:t>é</w:t>
-      </w:r>
-      <w:r>
-        <w:rPr>
-          <w:rFonts w:ascii="Times New Roman" w:hAnsi="Times New Roman" w:cs="Times New Roman"/>
-        </w:rPr>
-        <w:t>dia dos pesos individuais em rela</w:t>
-      </w:r>
-      <w:r>
-        <w:rPr>
-          <w:rFonts w:ascii="Times New Roman" w:hAnsi="Times New Roman" w:cs="Times New Roman"/>
-        </w:rPr>
-        <w:t>çã</w:t>
-      </w:r>
-      <w:r>
-        <w:rPr>
-          <w:rFonts w:ascii="Times New Roman" w:hAnsi="Times New Roman" w:cs="Times New Roman"/>
-        </w:rPr>
-        <w:t>o ao valor original de 1, indicando que a amostra exigiu ajustes mais significativos para refletir a popula</w:t>
-      </w:r>
-      <w:r>
-        <w:rPr>
-          <w:rFonts w:ascii="Times New Roman" w:hAnsi="Times New Roman" w:cs="Times New Roman"/>
-        </w:rPr>
-        <w:t>ção</w:t>
-      </w:r>
-      <w:r>
-        <w:rPr>
-          <w:rFonts w:ascii="Times New Roman" w:hAnsi="Times New Roman" w:cs="Times New Roman"/>
-        </w:rPr>
-        <w:t xml:space="preserve"> desejada.</w:t>
-      </w:r>
-    </w:p>
-    <w:p>
-      <w:pPr>
-        <w:spacing w:line="360" w:lineRule="auto"/>
-        <w:ind w:firstLine="708"/>
-        <w:jc w:val="both"/>
-        <w:rPr>
-          <w:rFonts w:ascii="Times New Roman" w:hAnsi="Times New Roman" w:cs="Times New Roman"/>
-        </w:rPr>
-      </w:pPr>
-      <w:r>
-        <w:rPr>
-          <w:rFonts w:ascii="Times New Roman" w:hAnsi="Times New Roman" w:cs="Times New Roman"/>
-        </w:rPr>
-        <w:t>Esse</w:t>
-      </w:r>
-      <w:r>
-        <w:rPr>
-          <w:rFonts w:ascii="Times New Roman" w:hAnsi="Times New Roman" w:cs="Times New Roman"/>
-        </w:rPr>
-        <w:t xml:space="preserve"> í</w:t>
-      </w:r>
-      <w:r>
-        <w:rPr>
-          <w:rFonts w:ascii="Times New Roman" w:hAnsi="Times New Roman" w:cs="Times New Roman"/>
-        </w:rPr>
-        <w:t xml:space="preserve">ndice </w:t>
-      </w:r>
-      <w:r>
-        <w:rPr>
-          <w:rFonts w:ascii="Times New Roman" w:hAnsi="Times New Roman" w:cs="Times New Roman"/>
-        </w:rPr>
-        <w:t>é</w:t>
-      </w:r>
-      <w:r>
-        <w:rPr>
-          <w:rFonts w:ascii="Times New Roman" w:hAnsi="Times New Roman" w:cs="Times New Roman"/>
-        </w:rPr>
-        <w:t xml:space="preserve"> </w:t>
-      </w:r>
-      <w:r>
-        <w:rPr>
-          <w:rFonts w:ascii="Times New Roman" w:hAnsi="Times New Roman" w:cs="Times New Roman"/>
-        </w:rPr>
-        <w:t>ú</w:t>
-      </w:r>
-      <w:r>
-        <w:rPr>
-          <w:rFonts w:ascii="Times New Roman" w:hAnsi="Times New Roman" w:cs="Times New Roman"/>
-        </w:rPr>
-        <w:t>til para comparar diferentes amostras e avaliar a necessidade de pondera</w:t>
-      </w:r>
-      <w:r>
-        <w:rPr>
-          <w:rFonts w:ascii="Times New Roman" w:hAnsi="Times New Roman" w:cs="Times New Roman"/>
-        </w:rPr>
-        <w:t>ção</w:t>
-      </w:r>
-      <w:r>
-        <w:rPr>
-          <w:rFonts w:ascii="Times New Roman" w:hAnsi="Times New Roman" w:cs="Times New Roman"/>
-        </w:rPr>
-        <w:t xml:space="preserve"> em cada caso.</w:t>
-      </w:r>
-    </w:p>
-    <w:p/>
-    <w:p/>
+          <w:u w:val="single"/>
+        </w:rPr>
+      </w:pPr>
+      <w:r>
+        <w:rPr>
+          <w:rFonts w:ascii="Times New Roman" w:hAnsi="Times New Roman" w:cs="Times New Roman"/>
+        </w:rPr>
+        <w:t>Dessa forma, o índice de ajuste constitui uma medida sintética e comparável que permite avaliar, entre diferentes amostras, o grau de distorção que precisou ser corrigido por meio da ponderação.</w:t>
+      </w:r>
+    </w:p>
     <w:p/>
     <w:sectPr>
       <w:pgSz w:w="11906" w:h="16838"/>
@@ -1478,7 +2161,7 @@
 </file>
 
 <file path=word/endnotes.xml><?xml version="1.0" encoding="utf-8"?>
-<w:endnotes xmlns:wpc="http://schemas.microsoft.com/office/word/2010/wordprocessingCanvas" xmlns:cx="http://schemas.microsoft.com/office/drawing/2014/chartex" xmlns:cx1="http://schemas.microsoft.com/office/drawing/2015/9/8/chartex" xmlns:cx2="http://schemas.microsoft.com/office/drawing/2015/10/21/chartex" xmlns:cx3="http://schemas.microsoft.com/office/drawing/2016/5/9/chartex" xmlns:cx4="http://schemas.microsoft.com/office/drawing/2016/5/10/chartex" xmlns:cx5="http://schemas.microsoft.com/office/drawing/2016/5/11/chartex" xmlns:cx6="http://schemas.microsoft.com/office/drawing/2016/5/12/chartex" xmlns:cx7="http://schemas.microsoft.com/office/drawing/2016/5/13/chartex" xmlns:cx8="http://schemas.microsoft.com/office/drawing/2016/5/14/chartex" xmlns:mc="http://schemas.openxmlformats.org/markup-compatibility/2006" xmlns:aink="http://schemas.microsoft.com/office/drawing/2016/ink" xmlns:am3d="http://schemas.microsoft.com/office/drawing/2017/model3d" xmlns:o="urn:schemas-microsoft-com:office:office" xmlns:oel="http://schemas.microsoft.com/office/2019/extlst" xmlns:r="http://schemas.openxmlformats.org/officeDocument/2006/relationships" xmlns:m="http://schemas.openxmlformats.org/officeDocument/2006/math" xmlns:v="urn:schemas-microsoft-com:vml" xmlns:wp14="http://schemas.microsoft.com/office/word/2010/wordprocessingDrawing" xmlns:wp="http://schemas.openxmlformats.org/drawingml/2006/wordprocessingDrawing" xmlns:w10="urn:schemas-microsoft-com:office:word" xmlns:w="http://schemas.openxmlformats.org/wordprocessingml/2006/main" xmlns:w14="http://schemas.microsoft.com/office/word/2010/wordml" xmlns:w15="http://schemas.microsoft.com/office/word/2012/wordml" xmlns:w16cex="http://schemas.microsoft.com/office/word/2018/wordml/cex" xmlns:w16cid="http://schemas.microsoft.com/office/word/2016/wordml/cid" xmlns:w16="http://schemas.microsoft.com/office/word/2018/wordml" xmlns:w16sdtdh="http://schemas.microsoft.com/office/word/2020/wordml/sdtdatahash" xmlns:w16se="http://schemas.microsoft.com/office/word/2015/wordml/symex" xmlns:wpg="http://schemas.microsoft.com/office/word/2010/wordprocessingGroup" xmlns:wpi="http://schemas.microsoft.com/office/word/2010/wordprocessingInk" xmlns:wne="http://schemas.microsoft.com/office/word/2006/wordml" xmlns:wps="http://schemas.microsoft.com/office/word/2010/wordprocessingShape" mc:Ignorable="w14 w15 w16se w16cid w16 w16cex w16sdtdh wp14">
+<w:endnotes xmlns:wpc="http://schemas.microsoft.com/office/word/2010/wordprocessingCanvas" xmlns:cx="http://schemas.microsoft.com/office/drawing/2014/chartex" xmlns:cx1="http://schemas.microsoft.com/office/drawing/2015/9/8/chartex" xmlns:cx2="http://schemas.microsoft.com/office/drawing/2015/10/21/chartex" xmlns:cx3="http://schemas.microsoft.com/office/drawing/2016/5/9/chartex" xmlns:cx4="http://schemas.microsoft.com/office/drawing/2016/5/10/chartex" xmlns:cx5="http://schemas.microsoft.com/office/drawing/2016/5/11/chartex" xmlns:cx6="http://schemas.microsoft.com/office/drawing/2016/5/12/chartex" xmlns:cx7="http://schemas.microsoft.com/office/drawing/2016/5/13/chartex" xmlns:cx8="http://schemas.microsoft.com/office/drawing/2016/5/14/chartex" xmlns:mc="http://schemas.openxmlformats.org/markup-compatibility/2006" xmlns:aink="http://schemas.microsoft.com/office/drawing/2016/ink" xmlns:am3d="http://schemas.microsoft.com/office/drawing/2017/model3d" xmlns:o="urn:schemas-microsoft-com:office:office" xmlns:oel="http://schemas.microsoft.com/office/2019/extlst" xmlns:r="http://schemas.openxmlformats.org/officeDocument/2006/relationships" xmlns:m="http://schemas.openxmlformats.org/officeDocument/2006/math" xmlns:v="urn:schemas-microsoft-com:vml" xmlns:wp14="http://schemas.microsoft.com/office/word/2010/wordprocessingDrawing" xmlns:wp="http://schemas.openxmlformats.org/drawingml/2006/wordprocessingDrawing" xmlns:w10="urn:schemas-microsoft-com:office:word" xmlns:w="http://schemas.openxmlformats.org/wordprocessingml/2006/main" xmlns:w14="http://schemas.microsoft.com/office/word/2010/wordml" xmlns:w15="http://schemas.microsoft.com/office/word/2012/wordml" xmlns:w16cex="http://schemas.microsoft.com/office/word/2018/wordml/cex" xmlns:w16cid="http://schemas.microsoft.com/office/word/2016/wordml/cid" xmlns:w16="http://schemas.microsoft.com/office/word/2018/wordml" xmlns:w16du="http://schemas.microsoft.com/office/word/2023/wordml/word16du" xmlns:w16sdtdh="http://schemas.microsoft.com/office/word/2020/wordml/sdtdatahash" xmlns:w16sdtfl="http://schemas.microsoft.com/office/word/2024/wordml/sdtformatlock" xmlns:w16se="http://schemas.microsoft.com/office/word/2015/wordml/symex" xmlns:wpg="http://schemas.microsoft.com/office/word/2010/wordprocessingGroup" xmlns:wpi="http://schemas.microsoft.com/office/word/2010/wordprocessingInk" xmlns:wne="http://schemas.microsoft.com/office/word/2006/wordml" xmlns:wps="http://schemas.microsoft.com/office/word/2010/wordprocessingShape" mc:Ignorable="w14 w15 w16se w16cid w16 w16cex w16sdtdh w16sdtfl w16du wp14">
   <w:endnote w:type="separator" w:id="-1">
     <w:p>
       <w:r>
@@ -1497,7 +2180,7 @@
 </file>
 
 <file path=word/footnotes.xml><?xml version="1.0" encoding="utf-8"?>
-<w:footnotes xmlns:wpc="http://schemas.microsoft.com/office/word/2010/wordprocessingCanvas" xmlns:cx="http://schemas.microsoft.com/office/drawing/2014/chartex" xmlns:cx1="http://schemas.microsoft.com/office/drawing/2015/9/8/chartex" xmlns:cx2="http://schemas.microsoft.com/office/drawing/2015/10/21/chartex" xmlns:cx3="http://schemas.microsoft.com/office/drawing/2016/5/9/chartex" xmlns:cx4="http://schemas.microsoft.com/office/drawing/2016/5/10/chartex" xmlns:cx5="http://schemas.microsoft.com/office/drawing/2016/5/11/chartex" xmlns:cx6="http://schemas.microsoft.com/office/drawing/2016/5/12/chartex" xmlns:cx7="http://schemas.microsoft.com/office/drawing/2016/5/13/chartex" xmlns:cx8="http://schemas.microsoft.com/office/drawing/2016/5/14/chartex" xmlns:mc="http://schemas.openxmlformats.org/markup-compatibility/2006" xmlns:aink="http://schemas.microsoft.com/office/drawing/2016/ink" xmlns:am3d="http://schemas.microsoft.com/office/drawing/2017/model3d" xmlns:o="urn:schemas-microsoft-com:office:office" xmlns:oel="http://schemas.microsoft.com/office/2019/extlst" xmlns:r="http://schemas.openxmlformats.org/officeDocument/2006/relationships" xmlns:m="http://schemas.openxmlformats.org/officeDocument/2006/math" xmlns:v="urn:schemas-microsoft-com:vml" xmlns:wp14="http://schemas.microsoft.com/office/word/2010/wordprocessingDrawing" xmlns:wp="http://schemas.openxmlformats.org/drawingml/2006/wordprocessingDrawing" xmlns:w10="urn:schemas-microsoft-com:office:word" xmlns:w="http://schemas.openxmlformats.org/wordprocessingml/2006/main" xmlns:w14="http://schemas.microsoft.com/office/word/2010/wordml" xmlns:w15="http://schemas.microsoft.com/office/word/2012/wordml" xmlns:w16cex="http://schemas.microsoft.com/office/word/2018/wordml/cex" xmlns:w16cid="http://schemas.microsoft.com/office/word/2016/wordml/cid" xmlns:w16="http://schemas.microsoft.com/office/word/2018/wordml" xmlns:w16sdtdh="http://schemas.microsoft.com/office/word/2020/wordml/sdtdatahash" xmlns:w16se="http://schemas.microsoft.com/office/word/2015/wordml/symex" xmlns:wpg="http://schemas.microsoft.com/office/word/2010/wordprocessingGroup" xmlns:wpi="http://schemas.microsoft.com/office/word/2010/wordprocessingInk" xmlns:wne="http://schemas.microsoft.com/office/word/2006/wordml" xmlns:wps="http://schemas.microsoft.com/office/word/2010/wordprocessingShape" mc:Ignorable="w14 w15 w16se w16cid w16 w16cex w16sdtdh wp14">
+<w:footnotes xmlns:wpc="http://schemas.microsoft.com/office/word/2010/wordprocessingCanvas" xmlns:cx="http://schemas.microsoft.com/office/drawing/2014/chartex" xmlns:cx1="http://schemas.microsoft.com/office/drawing/2015/9/8/chartex" xmlns:cx2="http://schemas.microsoft.com/office/drawing/2015/10/21/chartex" xmlns:cx3="http://schemas.microsoft.com/office/drawing/2016/5/9/chartex" xmlns:cx4="http://schemas.microsoft.com/office/drawing/2016/5/10/chartex" xmlns:cx5="http://schemas.microsoft.com/office/drawing/2016/5/11/chartex" xmlns:cx6="http://schemas.microsoft.com/office/drawing/2016/5/12/chartex" xmlns:cx7="http://schemas.microsoft.com/office/drawing/2016/5/13/chartex" xmlns:cx8="http://schemas.microsoft.com/office/drawing/2016/5/14/chartex" xmlns:mc="http://schemas.openxmlformats.org/markup-compatibility/2006" xmlns:aink="http://schemas.microsoft.com/office/drawing/2016/ink" xmlns:am3d="http://schemas.microsoft.com/office/drawing/2017/model3d" xmlns:o="urn:schemas-microsoft-com:office:office" xmlns:oel="http://schemas.microsoft.com/office/2019/extlst" xmlns:r="http://schemas.openxmlformats.org/officeDocument/2006/relationships" xmlns:m="http://schemas.openxmlformats.org/officeDocument/2006/math" xmlns:v="urn:schemas-microsoft-com:vml" xmlns:wp14="http://schemas.microsoft.com/office/word/2010/wordprocessingDrawing" xmlns:wp="http://schemas.openxmlformats.org/drawingml/2006/wordprocessingDrawing" xmlns:w10="urn:schemas-microsoft-com:office:word" xmlns:w="http://schemas.openxmlformats.org/wordprocessingml/2006/main" xmlns:w14="http://schemas.microsoft.com/office/word/2010/wordml" xmlns:w15="http://schemas.microsoft.com/office/word/2012/wordml" xmlns:w16cex="http://schemas.microsoft.com/office/word/2018/wordml/cex" xmlns:w16cid="http://schemas.microsoft.com/office/word/2016/wordml/cid" xmlns:w16="http://schemas.microsoft.com/office/word/2018/wordml" xmlns:w16du="http://schemas.microsoft.com/office/word/2023/wordml/word16du" xmlns:w16sdtdh="http://schemas.microsoft.com/office/word/2020/wordml/sdtdatahash" xmlns:w16sdtfl="http://schemas.microsoft.com/office/word/2024/wordml/sdtformatlock" xmlns:w16se="http://schemas.microsoft.com/office/word/2015/wordml/symex" xmlns:wpg="http://schemas.microsoft.com/office/word/2010/wordprocessingGroup" xmlns:wpi="http://schemas.microsoft.com/office/word/2010/wordprocessingInk" xmlns:wne="http://schemas.microsoft.com/office/word/2006/wordml" xmlns:wps="http://schemas.microsoft.com/office/word/2010/wordprocessingShape" mc:Ignorable="w14 w15 w16se w16cid w16 w16cex w16sdtdh w16sdtfl w16du wp14">
   <w:footnote w:type="separator" w:id="-1">
     <w:p>
       <w:r>
@@ -1510,13 +2193,567 @@
       <w:r>
         <w:continuationSeparator/>
       </w:r>
+    </w:p>
+  </w:footnote>
+  <w:footnote w:id="1">
+    <w:p>
+      <w:pPr>
+        <w:pStyle w:val="Textodenotaderodap"/>
+        <w:rPr>
+          <w:rFonts w:eastAsiaTheme="minorEastAsia"/>
+        </w:rPr>
+      </w:pPr>
+      <w:r>
+        <w:rPr>
+          <w:rStyle w:val="Refdenotaderodap"/>
+        </w:rPr>
+        <w:footnoteRef/>
+      </w:r>
+      <w:r>
+        <w:t xml:space="preserve"> O fator </w:t>
+      </w:r>
+      <m:oMath>
+        <m:f>
+          <m:fPr>
+            <m:ctrlPr>
+              <w:rPr>
+                <w:rFonts w:ascii="Cambria Math" w:hAnsi="Cambria Math"/>
+              </w:rPr>
+            </m:ctrlPr>
+          </m:fPr>
+          <m:num>
+            <m:r>
+              <w:rPr>
+                <w:rFonts w:ascii="Cambria Math" w:hAnsi="Cambria Math"/>
+              </w:rPr>
+              <m:t>1</m:t>
+            </m:r>
+            <m:ctrlPr>
+              <w:rPr>
+                <w:rFonts w:ascii="Cambria Math" w:hAnsi="Cambria Math"/>
+                <w:i/>
+              </w:rPr>
+            </m:ctrlPr>
+          </m:num>
+          <m:den>
+            <m:r>
+              <w:rPr>
+                <w:rFonts w:ascii="Cambria Math" w:hAnsi="Cambria Math"/>
+              </w:rPr>
+              <m:t>2</m:t>
+            </m:r>
+            <m:d>
+              <m:dPr>
+                <m:ctrlPr>
+                  <w:rPr>
+                    <w:rFonts w:ascii="Cambria Math" w:hAnsi="Cambria Math"/>
+                    <w:i/>
+                  </w:rPr>
+                </m:ctrlPr>
+              </m:dPr>
+              <m:e>
+                <m:r>
+                  <w:rPr>
+                    <w:rFonts w:ascii="Cambria Math" w:hAnsi="Cambria Math"/>
+                  </w:rPr>
+                  <m:t>N-1</m:t>
+                </m:r>
+              </m:e>
+            </m:d>
+            <m:ctrlPr>
+              <w:rPr>
+                <w:rFonts w:ascii="Cambria Math" w:hAnsi="Cambria Math"/>
+                <w:i/>
+              </w:rPr>
+            </m:ctrlPr>
+          </m:den>
+        </m:f>
+      </m:oMath>
+      <w:r>
+        <w:rPr>
+          <w:rFonts w:eastAsiaTheme="minorEastAsia"/>
+        </w:rPr>
+        <w:t xml:space="preserve"> serve para normalizar o</w:t>
+      </w:r>
+      <w:r>
+        <w:rPr>
+          <w:rFonts w:eastAsiaTheme="minorEastAsia"/>
+        </w:rPr>
+        <w:t xml:space="preserve"> valor do índice, deixando-o no intervalo [0,1], obedecida a restrição. Esse fator é encontrado ao considerarmos o caso limite onde a distância média em relação a neutralidade (1) seria a máxima: quando um </w:t>
+      </w:r>
+      <w:proofErr w:type="spellStart"/>
+      <w:r>
+        <w:rPr>
+          <w:rFonts w:eastAsiaTheme="minorEastAsia"/>
+        </w:rPr>
+        <w:t>individuo</w:t>
+      </w:r>
+      <w:proofErr w:type="spellEnd"/>
+      <w:r>
+        <w:rPr>
+          <w:rFonts w:eastAsiaTheme="minorEastAsia"/>
+        </w:rPr>
+        <w:t xml:space="preserve"> possui </w:t>
+      </w:r>
+      <w:r>
+        <w:rPr>
+          <w:rFonts w:eastAsiaTheme="minorEastAsia"/>
+          <w:i/>
+          <w:iCs/>
+        </w:rPr>
+        <w:t>w = N</w:t>
+      </w:r>
+      <w:r>
+        <w:rPr>
+          <w:rFonts w:eastAsiaTheme="minorEastAsia"/>
+        </w:rPr>
+        <w:t xml:space="preserve">, e os demais </w:t>
+      </w:r>
+      <w:r>
+        <w:rPr>
+          <w:rFonts w:eastAsiaTheme="minorEastAsia"/>
+          <w:i/>
+          <w:iCs/>
+        </w:rPr>
+        <w:t>w = 0</w:t>
+      </w:r>
+      <w:r>
+        <w:rPr>
+          <w:rFonts w:eastAsiaTheme="minorEastAsia"/>
+        </w:rPr>
+        <w:t xml:space="preserve">. Nesse caso, teríamos a distância média da neutralidade igual a </w:t>
+      </w:r>
+      <m:oMath>
+        <m:nary>
+          <m:naryPr>
+            <m:chr m:val="∑"/>
+            <m:ctrlPr>
+              <w:rPr>
+                <w:rFonts w:ascii="Cambria Math" w:eastAsiaTheme="minorEastAsia" w:hAnsi="Cambria Math"/>
+              </w:rPr>
+            </m:ctrlPr>
+          </m:naryPr>
+          <m:sub>
+            <m:r>
+              <w:rPr>
+                <w:rFonts w:ascii="Cambria Math" w:eastAsiaTheme="minorEastAsia" w:hAnsi="Cambria Math"/>
+              </w:rPr>
+              <m:t>i</m:t>
+            </m:r>
+            <m:ctrlPr>
+              <w:rPr>
+                <w:rFonts w:ascii="Cambria Math" w:eastAsiaTheme="minorEastAsia" w:hAnsi="Cambria Math"/>
+                <w:i/>
+              </w:rPr>
+            </m:ctrlPr>
+          </m:sub>
+          <m:sup>
+            <m:r>
+              <w:rPr>
+                <w:rFonts w:ascii="Cambria Math" w:eastAsiaTheme="minorEastAsia" w:hAnsi="Cambria Math"/>
+              </w:rPr>
+              <m:t>N</m:t>
+            </m:r>
+            <m:ctrlPr>
+              <w:rPr>
+                <w:rFonts w:ascii="Cambria Math" w:eastAsiaTheme="minorEastAsia" w:hAnsi="Cambria Math"/>
+                <w:i/>
+              </w:rPr>
+            </m:ctrlPr>
+          </m:sup>
+          <m:e>
+            <m:d>
+              <m:dPr>
+                <m:begChr m:val="|"/>
+                <m:endChr m:val="|"/>
+                <m:ctrlPr>
+                  <w:rPr>
+                    <w:rFonts w:ascii="Cambria Math" w:eastAsiaTheme="minorEastAsia" w:hAnsi="Cambria Math"/>
+                    <w:i/>
+                  </w:rPr>
+                </m:ctrlPr>
+              </m:dPr>
+              <m:e>
+                <m:sSub>
+                  <m:sSubPr>
+                    <m:ctrlPr>
+                      <w:rPr>
+                        <w:rFonts w:ascii="Cambria Math" w:eastAsiaTheme="minorEastAsia" w:hAnsi="Cambria Math"/>
+                        <w:i/>
+                      </w:rPr>
+                    </m:ctrlPr>
+                  </m:sSubPr>
+                  <m:e>
+                    <m:r>
+                      <w:rPr>
+                        <w:rFonts w:ascii="Cambria Math" w:eastAsiaTheme="minorEastAsia" w:hAnsi="Cambria Math"/>
+                      </w:rPr>
+                      <m:t>w</m:t>
+                    </m:r>
+                  </m:e>
+                  <m:sub>
+                    <m:r>
+                      <w:rPr>
+                        <w:rFonts w:ascii="Cambria Math" w:eastAsiaTheme="minorEastAsia" w:hAnsi="Cambria Math"/>
+                      </w:rPr>
+                      <m:t>i</m:t>
+                    </m:r>
+                  </m:sub>
+                </m:sSub>
+                <m:r>
+                  <w:rPr>
+                    <w:rFonts w:ascii="Cambria Math" w:eastAsiaTheme="minorEastAsia" w:hAnsi="Cambria Math"/>
+                  </w:rPr>
+                  <m:t>-1</m:t>
+                </m:r>
+              </m:e>
+            </m:d>
+            <m:ctrlPr>
+              <w:rPr>
+                <w:rFonts w:ascii="Cambria Math" w:eastAsiaTheme="minorEastAsia" w:hAnsi="Cambria Math"/>
+                <w:i/>
+              </w:rPr>
+            </m:ctrlPr>
+          </m:e>
+        </m:nary>
+        <m:r>
+          <m:rPr>
+            <m:lit/>
+          </m:rPr>
+          <w:rPr>
+            <w:rFonts w:ascii="Cambria Math" w:eastAsiaTheme="minorEastAsia" w:hAnsi="Cambria Math"/>
+          </w:rPr>
+          <m:t>/</m:t>
+        </m:r>
+        <m:r>
+          <w:rPr>
+            <w:rFonts w:ascii="Cambria Math" w:eastAsiaTheme="minorEastAsia" w:hAnsi="Cambria Math"/>
+          </w:rPr>
+          <m:t>N=2</m:t>
+        </m:r>
+        <m:d>
+          <m:dPr>
+            <m:ctrlPr>
+              <w:rPr>
+                <w:rFonts w:ascii="Cambria Math" w:eastAsiaTheme="minorEastAsia" w:hAnsi="Cambria Math"/>
+                <w:i/>
+              </w:rPr>
+            </m:ctrlPr>
+          </m:dPr>
+          <m:e>
+            <m:r>
+              <w:rPr>
+                <w:rFonts w:ascii="Cambria Math" w:eastAsiaTheme="minorEastAsia" w:hAnsi="Cambria Math"/>
+              </w:rPr>
+              <m:t>1-</m:t>
+            </m:r>
+            <m:f>
+              <m:fPr>
+                <m:ctrlPr>
+                  <w:rPr>
+                    <w:rFonts w:ascii="Cambria Math" w:eastAsiaTheme="minorEastAsia" w:hAnsi="Cambria Math"/>
+                  </w:rPr>
+                </m:ctrlPr>
+              </m:fPr>
+              <m:num>
+                <m:r>
+                  <w:rPr>
+                    <w:rFonts w:ascii="Cambria Math" w:eastAsiaTheme="minorEastAsia" w:hAnsi="Cambria Math"/>
+                  </w:rPr>
+                  <m:t>1</m:t>
+                </m:r>
+                <m:ctrlPr>
+                  <w:rPr>
+                    <w:rFonts w:ascii="Cambria Math" w:eastAsiaTheme="minorEastAsia" w:hAnsi="Cambria Math"/>
+                    <w:i/>
+                  </w:rPr>
+                </m:ctrlPr>
+              </m:num>
+              <m:den>
+                <m:r>
+                  <w:rPr>
+                    <w:rFonts w:ascii="Cambria Math" w:eastAsiaTheme="minorEastAsia" w:hAnsi="Cambria Math"/>
+                  </w:rPr>
+                  <m:t>N</m:t>
+                </m:r>
+                <m:ctrlPr>
+                  <w:rPr>
+                    <w:rFonts w:ascii="Cambria Math" w:eastAsiaTheme="minorEastAsia" w:hAnsi="Cambria Math"/>
+                    <w:i/>
+                  </w:rPr>
+                </m:ctrlPr>
+              </m:den>
+            </m:f>
+          </m:e>
+        </m:d>
+        <m:r>
+          <w:rPr>
+            <w:rFonts w:ascii="Cambria Math" w:eastAsiaTheme="minorEastAsia" w:hAnsi="Cambria Math"/>
+          </w:rPr>
+          <m:t>=</m:t>
+        </m:r>
+        <m:sSub>
+          <m:sSubPr>
+            <m:ctrlPr>
+              <w:rPr>
+                <w:rFonts w:ascii="Cambria Math" w:eastAsiaTheme="minorEastAsia" w:hAnsi="Cambria Math"/>
+                <w:i/>
+              </w:rPr>
+            </m:ctrlPr>
+          </m:sSubPr>
+          <m:e>
+            <m:r>
+              <w:rPr>
+                <w:rFonts w:ascii="Cambria Math" w:eastAsiaTheme="minorEastAsia" w:hAnsi="Cambria Math"/>
+              </w:rPr>
+              <m:t>I</m:t>
+            </m:r>
+          </m:e>
+          <m:sub>
+            <m:r>
+              <w:rPr>
+                <w:rFonts w:ascii="Cambria Math" w:eastAsiaTheme="minorEastAsia" w:hAnsi="Cambria Math"/>
+              </w:rPr>
+              <m:t>max</m:t>
+            </m:r>
+          </m:sub>
+        </m:sSub>
+      </m:oMath>
+      <w:r>
+        <w:rPr>
+          <w:rFonts w:eastAsiaTheme="minorEastAsia"/>
+        </w:rPr>
+        <w:t xml:space="preserve">. Desse modo, podemos obter o quão próximo está a amostra desse máximo teórico realizando </w:t>
+      </w:r>
+      <m:oMath>
+        <m:r>
+          <w:rPr>
+            <w:rFonts w:ascii="Cambria Math" w:eastAsiaTheme="minorEastAsia" w:hAnsi="Cambria Math"/>
+          </w:rPr>
+          <m:t>I</m:t>
+        </m:r>
+        <m:r>
+          <m:rPr>
+            <m:lit/>
+          </m:rPr>
+          <w:rPr>
+            <w:rFonts w:ascii="Cambria Math" w:eastAsiaTheme="minorEastAsia" w:hAnsi="Cambria Math"/>
+          </w:rPr>
+          <m:t>/</m:t>
+        </m:r>
+        <m:sSub>
+          <m:sSubPr>
+            <m:ctrlPr>
+              <w:rPr>
+                <w:rFonts w:ascii="Cambria Math" w:eastAsiaTheme="minorEastAsia" w:hAnsi="Cambria Math"/>
+                <w:i/>
+              </w:rPr>
+            </m:ctrlPr>
+          </m:sSubPr>
+          <m:e>
+            <m:r>
+              <w:rPr>
+                <w:rFonts w:ascii="Cambria Math" w:eastAsiaTheme="minorEastAsia" w:hAnsi="Cambria Math"/>
+              </w:rPr>
+              <m:t>I</m:t>
+            </m:r>
+          </m:e>
+          <m:sub>
+            <m:r>
+              <w:rPr>
+                <w:rFonts w:ascii="Cambria Math" w:eastAsiaTheme="minorEastAsia" w:hAnsi="Cambria Math"/>
+              </w:rPr>
+              <m:t>max</m:t>
+            </m:r>
+          </m:sub>
+        </m:sSub>
+      </m:oMath>
+      <w:r>
+        <w:rPr>
+          <w:rFonts w:eastAsiaTheme="minorEastAsia"/>
+        </w:rPr>
+        <w:t>. Assim obtemos o fator de normalização.</w:t>
+      </w:r>
+    </w:p>
+    <w:p>
+      <w:pPr>
+        <w:pStyle w:val="Textodenotaderodap"/>
+        <w:rPr>
+          <w:rFonts w:eastAsiaTheme="minorEastAsia"/>
+        </w:rPr>
+      </w:pPr>
+    </w:p>
+    <w:p>
+      <w:pPr>
+        <w:pStyle w:val="Textodenotaderodap"/>
+        <w:rPr>
+          <w:rFonts w:eastAsiaTheme="minorEastAsia"/>
+        </w:rPr>
+      </w:pPr>
     </w:p>
   </w:footnote>
 </w:footnotes>
 </file>
 
+<file path=word/numbering.xml><?xml version="1.0" encoding="utf-8"?>
+<w:numbering xmlns:wpc="http://schemas.microsoft.com/office/word/2010/wordprocessingCanvas" xmlns:cx="http://schemas.microsoft.com/office/drawing/2014/chartex" xmlns:cx1="http://schemas.microsoft.com/office/drawing/2015/9/8/chartex" xmlns:cx2="http://schemas.microsoft.com/office/drawing/2015/10/21/chartex" xmlns:cx3="http://schemas.microsoft.com/office/drawing/2016/5/9/chartex" xmlns:cx4="http://schemas.microsoft.com/office/drawing/2016/5/10/chartex" xmlns:cx5="http://schemas.microsoft.com/office/drawing/2016/5/11/chartex" xmlns:cx6="http://schemas.microsoft.com/office/drawing/2016/5/12/chartex" xmlns:cx7="http://schemas.microsoft.com/office/drawing/2016/5/13/chartex" xmlns:cx8="http://schemas.microsoft.com/office/drawing/2016/5/14/chartex" xmlns:mc="http://schemas.openxmlformats.org/markup-compatibility/2006" xmlns:aink="http://schemas.microsoft.com/office/drawing/2016/ink" xmlns:am3d="http://schemas.microsoft.com/office/drawing/2017/model3d" xmlns:o="urn:schemas-microsoft-com:office:office" xmlns:oel="http://schemas.microsoft.com/office/2019/extlst" xmlns:r="http://schemas.openxmlformats.org/officeDocument/2006/relationships" xmlns:m="http://schemas.openxmlformats.org/officeDocument/2006/math" xmlns:v="urn:schemas-microsoft-com:vml" xmlns:wp14="http://schemas.microsoft.com/office/word/2010/wordprocessingDrawing" xmlns:wp="http://schemas.openxmlformats.org/drawingml/2006/wordprocessingDrawing" xmlns:w10="urn:schemas-microsoft-com:office:word" xmlns:w="http://schemas.openxmlformats.org/wordprocessingml/2006/main" xmlns:w14="http://schemas.microsoft.com/office/word/2010/wordml" xmlns:w15="http://schemas.microsoft.com/office/word/2012/wordml" xmlns:w16cex="http://schemas.microsoft.com/office/word/2018/wordml/cex" xmlns:w16cid="http://schemas.microsoft.com/office/word/2016/wordml/cid" xmlns:w16="http://schemas.microsoft.com/office/word/2018/wordml" xmlns:w16du="http://schemas.microsoft.com/office/word/2023/wordml/word16du" xmlns:w16sdtdh="http://schemas.microsoft.com/office/word/2020/wordml/sdtdatahash" xmlns:w16sdtfl="http://schemas.microsoft.com/office/word/2024/wordml/sdtformatlock" xmlns:w16se="http://schemas.microsoft.com/office/word/2015/wordml/symex" xmlns:wpg="http://schemas.microsoft.com/office/word/2010/wordprocessingGroup" xmlns:wpi="http://schemas.microsoft.com/office/word/2010/wordprocessingInk" xmlns:wne="http://schemas.microsoft.com/office/word/2006/wordml" xmlns:wps="http://schemas.microsoft.com/office/word/2010/wordprocessingShape" mc:Ignorable="w14 w15 w16se w16cid w16 w16cex w16sdtdh w16sdtfl w16du wp14">
+  <w:abstractNum w:abstractNumId="0" w15:restartNumberingAfterBreak="0">
+    <w:nsid w:val="1A9464C2"/>
+    <w:multiLevelType w:val="multilevel"/>
+    <w:tmpl w:val="5A222822"/>
+    <w:lvl w:ilvl="0">
+      <w:start w:val="1"/>
+      <w:numFmt w:val="bullet"/>
+      <w:lvlText w:val=""/>
+      <w:lvlJc w:val="left"/>
+      <w:pPr>
+        <w:tabs>
+          <w:tab w:val="num" w:pos="720"/>
+        </w:tabs>
+        <w:ind w:left="720" w:hanging="360"/>
+      </w:pPr>
+      <w:rPr>
+        <w:rFonts w:ascii="Symbol" w:hAnsi="Symbol" w:hint="default"/>
+        <w:sz w:val="20"/>
+      </w:rPr>
+    </w:lvl>
+    <w:lvl w:ilvl="1" w:tentative="1">
+      <w:start w:val="1"/>
+      <w:numFmt w:val="bullet"/>
+      <w:lvlText w:val="o"/>
+      <w:lvlJc w:val="left"/>
+      <w:pPr>
+        <w:tabs>
+          <w:tab w:val="num" w:pos="1440"/>
+        </w:tabs>
+        <w:ind w:left="1440" w:hanging="360"/>
+      </w:pPr>
+      <w:rPr>
+        <w:rFonts w:ascii="Courier New" w:hAnsi="Courier New" w:hint="default"/>
+        <w:sz w:val="20"/>
+      </w:rPr>
+    </w:lvl>
+    <w:lvl w:ilvl="2" w:tentative="1">
+      <w:start w:val="1"/>
+      <w:numFmt w:val="bullet"/>
+      <w:lvlText w:val=""/>
+      <w:lvlJc w:val="left"/>
+      <w:pPr>
+        <w:tabs>
+          <w:tab w:val="num" w:pos="2160"/>
+        </w:tabs>
+        <w:ind w:left="2160" w:hanging="360"/>
+      </w:pPr>
+      <w:rPr>
+        <w:rFonts w:ascii="Wingdings" w:hAnsi="Wingdings" w:hint="default"/>
+        <w:sz w:val="20"/>
+      </w:rPr>
+    </w:lvl>
+    <w:lvl w:ilvl="3" w:tentative="1">
+      <w:start w:val="1"/>
+      <w:numFmt w:val="bullet"/>
+      <w:lvlText w:val=""/>
+      <w:lvlJc w:val="left"/>
+      <w:pPr>
+        <w:tabs>
+          <w:tab w:val="num" w:pos="2880"/>
+        </w:tabs>
+        <w:ind w:left="2880" w:hanging="360"/>
+      </w:pPr>
+      <w:rPr>
+        <w:rFonts w:ascii="Wingdings" w:hAnsi="Wingdings" w:hint="default"/>
+        <w:sz w:val="20"/>
+      </w:rPr>
+    </w:lvl>
+    <w:lvl w:ilvl="4" w:tentative="1">
+      <w:start w:val="1"/>
+      <w:numFmt w:val="bullet"/>
+      <w:lvlText w:val=""/>
+      <w:lvlJc w:val="left"/>
+      <w:pPr>
+        <w:tabs>
+          <w:tab w:val="num" w:pos="3600"/>
+        </w:tabs>
+        <w:ind w:left="3600" w:hanging="360"/>
+      </w:pPr>
+      <w:rPr>
+        <w:rFonts w:ascii="Wingdings" w:hAnsi="Wingdings" w:hint="default"/>
+        <w:sz w:val="20"/>
+      </w:rPr>
+    </w:lvl>
+    <w:lvl w:ilvl="5" w:tentative="1">
+      <w:start w:val="1"/>
+      <w:numFmt w:val="bullet"/>
+      <w:lvlText w:val=""/>
+      <w:lvlJc w:val="left"/>
+      <w:pPr>
+        <w:tabs>
+          <w:tab w:val="num" w:pos="4320"/>
+        </w:tabs>
+        <w:ind w:left="4320" w:hanging="360"/>
+      </w:pPr>
+      <w:rPr>
+        <w:rFonts w:ascii="Wingdings" w:hAnsi="Wingdings" w:hint="default"/>
+        <w:sz w:val="20"/>
+      </w:rPr>
+    </w:lvl>
+    <w:lvl w:ilvl="6" w:tentative="1">
+      <w:start w:val="1"/>
+      <w:numFmt w:val="bullet"/>
+      <w:lvlText w:val=""/>
+      <w:lvlJc w:val="left"/>
+      <w:pPr>
+        <w:tabs>
+          <w:tab w:val="num" w:pos="5040"/>
+        </w:tabs>
+        <w:ind w:left="5040" w:hanging="360"/>
+      </w:pPr>
+      <w:rPr>
+        <w:rFonts w:ascii="Wingdings" w:hAnsi="Wingdings" w:hint="default"/>
+        <w:sz w:val="20"/>
+      </w:rPr>
+    </w:lvl>
+    <w:lvl w:ilvl="7" w:tentative="1">
+      <w:start w:val="1"/>
+      <w:numFmt w:val="bullet"/>
+      <w:lvlText w:val=""/>
+      <w:lvlJc w:val="left"/>
+      <w:pPr>
+        <w:tabs>
+          <w:tab w:val="num" w:pos="5760"/>
+        </w:tabs>
+        <w:ind w:left="5760" w:hanging="360"/>
+      </w:pPr>
+      <w:rPr>
+        <w:rFonts w:ascii="Wingdings" w:hAnsi="Wingdings" w:hint="default"/>
+        <w:sz w:val="20"/>
+      </w:rPr>
+    </w:lvl>
+    <w:lvl w:ilvl="8" w:tentative="1">
+      <w:start w:val="1"/>
+      <w:numFmt w:val="bullet"/>
+      <w:lvlText w:val=""/>
+      <w:lvlJc w:val="left"/>
+      <w:pPr>
+        <w:tabs>
+          <w:tab w:val="num" w:pos="6480"/>
+        </w:tabs>
+        <w:ind w:left="6480" w:hanging="360"/>
+      </w:pPr>
+      <w:rPr>
+        <w:rFonts w:ascii="Wingdings" w:hAnsi="Wingdings" w:hint="default"/>
+        <w:sz w:val="20"/>
+      </w:rPr>
+    </w:lvl>
+  </w:abstractNum>
+  <w:num w:numId="1" w16cid:durableId="151143053">
+    <w:abstractNumId w:val="0"/>
+  </w:num>
+</w:numbering>
+</file>
+
 <file path=word/styles.xml><?xml version="1.0" encoding="utf-8"?>
-<w:styles xmlns:mc="http://schemas.openxmlformats.org/markup-compatibility/2006" xmlns:r="http://schemas.openxmlformats.org/officeDocument/2006/relationships" xmlns:w="http://schemas.openxmlformats.org/wordprocessingml/2006/main" xmlns:w14="http://schemas.microsoft.com/office/word/2010/wordml" xmlns:w15="http://schemas.microsoft.com/office/word/2012/wordml" xmlns:w16cex="http://schemas.microsoft.com/office/word/2018/wordml/cex" xmlns:w16cid="http://schemas.microsoft.com/office/word/2016/wordml/cid" xmlns:w16="http://schemas.microsoft.com/office/word/2018/wordml" xmlns:w16sdtdh="http://schemas.microsoft.com/office/word/2020/wordml/sdtdatahash" xmlns:w16se="http://schemas.microsoft.com/office/word/2015/wordml/symex" mc:Ignorable="w14 w15 w16se w16cid w16 w16cex w16sdtdh">
+<w:styles xmlns:mc="http://schemas.openxmlformats.org/markup-compatibility/2006" xmlns:r="http://schemas.openxmlformats.org/officeDocument/2006/relationships" xmlns:w="http://schemas.openxmlformats.org/wordprocessingml/2006/main" xmlns:w14="http://schemas.microsoft.com/office/word/2010/wordml" xmlns:w15="http://schemas.microsoft.com/office/word/2012/wordml" xmlns:w16cex="http://schemas.microsoft.com/office/word/2018/wordml/cex" xmlns:w16cid="http://schemas.microsoft.com/office/word/2016/wordml/cid" xmlns:w16="http://schemas.microsoft.com/office/word/2018/wordml" xmlns:w16du="http://schemas.microsoft.com/office/word/2023/wordml/word16du" xmlns:w16sdtdh="http://schemas.microsoft.com/office/word/2020/wordml/sdtdatahash" xmlns:w16sdtfl="http://schemas.microsoft.com/office/word/2024/wordml/sdtformatlock" xmlns:w16se="http://schemas.microsoft.com/office/word/2015/wordml/symex" mc:Ignorable="w14 w15 w16se w16cid w16 w16cex w16sdtdh w16sdtfl w16du">
   <w:docDefaults>
     <w:rPrDefault>
       <w:rPr>
@@ -1942,7 +3179,6 @@
   <w:style w:type="character" w:default="1" w:styleId="Fontepargpadro">
     <w:name w:val="Default Paragraph Font"/>
     <w:uiPriority w:val="1"/>
-    <w:semiHidden/>
     <w:unhideWhenUsed/>
   </w:style>
   <w:style w:type="table" w:default="1" w:styleId="Tabelanormal">
@@ -2016,6 +3252,27 @@
     <w:rPr>
       <w:vertAlign w:val="superscript"/>
     </w:rPr>
+  </w:style>
+  <w:style w:type="character" w:styleId="TextodoEspaoReservado">
+    <w:name w:val="Placeholder Text"/>
+    <w:basedOn w:val="Fontepargpadro"/>
+    <w:uiPriority w:val="99"/>
+    <w:semiHidden/>
+    <w:rsid w:val="002A0D4D"/>
+    <w:rPr>
+      <w:color w:val="666666"/>
+    </w:rPr>
+  </w:style>
+  <w:style w:type="paragraph" w:styleId="PargrafodaLista">
+    <w:name w:val="List Paragraph"/>
+    <w:basedOn w:val="Normal"/>
+    <w:uiPriority w:val="34"/>
+    <w:qFormat/>
+    <w:rsid w:val="00B410CE"/>
+    <w:pPr>
+      <w:ind w:left="720"/>
+      <w:contextualSpacing/>
+    </w:pPr>
   </w:style>
 </w:styles>
 </file>
@@ -2313,4 +3570,16 @@
     </a:ext>
   </a:extLst>
 </a:theme>
+</file>
+
+<file path=customXml/item1.xml><?xml version="1.0" encoding="utf-8"?>
+<b:Sources xmlns:b="http://schemas.openxmlformats.org/officeDocument/2006/bibliography" xmlns="http://schemas.openxmlformats.org/officeDocument/2006/bibliography" SelectedStyle="\APASixthEditionOfficeOnline.xsl" StyleName="APA" Version="6"/>
+</file>
+
+<file path=customXml/itemProps1.xml><?xml version="1.0" encoding="utf-8"?>
+<ds:datastoreItem xmlns:ds="http://schemas.openxmlformats.org/officeDocument/2006/customXml" ds:itemID="{DA6D680A-D4F4-48A5-AE13-5689E27ADF9D}">
+  <ds:schemaRefs>
+    <ds:schemaRef ds:uri="http://schemas.openxmlformats.org/officeDocument/2006/bibliography"/>
+  </ds:schemaRefs>
+</ds:datastoreItem>
 </file>